--- a/templates/FSED-Fire-Safety.docx
+++ b/templates/FSED-Fire-Safety.docx
@@ -232,7 +232,7 @@
           </mc:Choice>
           <mc:Fallback>
             <w:pict>
-              <v:group id="_x0000_s1026" o:spid="_x0000_s1026" o:spt="203" style="height:74.4pt;width:231.7pt;" coordsize="2942655,944880" o:gfxdata="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">
+              <v:group id="_x0000_s1026" o:spid="_x0000_s1026" o:spt="203" style="height:74.4pt;width:231.7pt;" coordsize="2942655,944880" o:gfxdata="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">
                 <o:lock v:ext="edit" aspectratio="f"/>
                 <v:group id="Group 20" o:spid="_x0000_s1026" o:spt="203" style="position:absolute;left:0;top:0;height:943893;width:2942655;" coordorigin="3392,-404" coordsize="5062,1806" o:gfxdata="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">
                   <o:lock v:ext="edit" aspectratio="f"/>
@@ -397,12 +397,14 @@
     </w:p>
     <w:p>
       <w:pPr>
-        <w:spacing w:after="0" w:line="240" w:lineRule="auto"/>
-        <w:jc w:val="center"/>
-        <w:rPr>
-          <w:rFonts w:ascii="Arial" w:hAnsi="Arial" w:cs="Arial"/>
-        </w:rPr>
-      </w:pPr>
+        <w:spacing w:after="0"/>
+        <w:jc w:val="both"/>
+        <w:rPr>
+          <w:rFonts w:ascii="Arial" w:hAnsi="Arial" w:cs="Arial"/>
+        </w:rPr>
+      </w:pPr>
+      <w:bookmarkStart w:id="0" w:name="_GoBack"/>
+      <w:bookmarkEnd w:id="0"/>
       <w:r>
         <w:rPr>
           <w:rFonts w:ascii="Times New Roman" w:hAnsi="Times New Roman" w:cs="Times New Roman"/>
@@ -412,18 +414,18 @@
         <mc:AlternateContent>
           <mc:Choice Requires="wps">
             <w:drawing>
-              <wp:anchor distT="0" distB="0" distL="114300" distR="114300" simplePos="0" relativeHeight="251666432" behindDoc="0" locked="0" layoutInCell="1" allowOverlap="1">
+              <wp:anchor distT="0" distB="0" distL="114300" distR="114300" simplePos="0" relativeHeight="251677696" behindDoc="0" locked="0" layoutInCell="1" allowOverlap="1">
                 <wp:simplePos x="0" y="0"/>
                 <wp:positionH relativeFrom="column">
-                  <wp:posOffset>3939540</wp:posOffset>
+                  <wp:posOffset>3945255</wp:posOffset>
                 </wp:positionH>
                 <wp:positionV relativeFrom="paragraph">
-                  <wp:posOffset>141605</wp:posOffset>
+                  <wp:posOffset>154305</wp:posOffset>
                 </wp:positionV>
                 <wp:extent cx="1828800" cy="276225"/>
                 <wp:effectExtent l="0" t="0" r="0" b="0"/>
                 <wp:wrapNone/>
-                <wp:docPr id="10" name="Text Box 10"/>
+                <wp:docPr id="8" name="Text Box 8"/>
                 <wp:cNvGraphicFramePr/>
                 <a:graphic xmlns:a="http://schemas.openxmlformats.org/drawingml/2006/main">
                   <a:graphicData uri="http://schemas.microsoft.com/office/word/2010/wordprocessingShape">
@@ -464,7 +466,7 @@
                               <w:spacing w:after="0" w:line="240" w:lineRule="auto"/>
                               <w:jc w:val="center"/>
                               <w:rPr>
-                                <w:rFonts w:hint="default" w:ascii="Arial" w:hAnsi="Arial" w:cs="Arial"/>
+                                <w:rFonts w:hint="default" w:ascii="Arial Narrow" w:hAnsi="Arial Narrow" w:cs="Arial Narrow"/>
                                 <w:b/>
                                 <w:bCs/>
                                 <w:sz w:val="24"/>
@@ -474,7 +476,7 @@
                             </w:pPr>
                             <w:r>
                               <w:rPr>
-                                <w:rFonts w:hint="default" w:ascii="Arial" w:hAnsi="Arial" w:cs="Arial"/>
+                                <w:rFonts w:hint="default" w:ascii="Arial Narrow" w:hAnsi="Arial Narrow" w:cs="Arial Narrow"/>
                                 <w:b/>
                                 <w:bCs/>
                                 <w:sz w:val="24"/>
@@ -497,7 +499,7 @@
           </mc:Choice>
           <mc:Fallback>
             <w:pict>
-              <v:shape id="_x0000_s1026" o:spid="_x0000_s1026" o:spt="202" type="#_x0000_t202" style="position:absolute;left:0pt;margin-left:310.2pt;margin-top:11.15pt;height:21.75pt;width:144pt;z-index:251666432;mso-width-relative:page;mso-height-relative:page;" filled="f" stroked="f" coordsize="21600,21600" o:gfxdata="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">
+              <v:shape id="_x0000_s1026" o:spid="_x0000_s1026" o:spt="202" type="#_x0000_t202" style="position:absolute;left:0pt;margin-left:310.65pt;margin-top:12.15pt;height:21.75pt;width:144pt;z-index:251677696;mso-width-relative:page;mso-height-relative:page;" filled="f" stroked="f" coordsize="21600,21600" o:gfxdata="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">
                 <v:fill on="f" focussize="0,0"/>
                 <v:stroke on="f" weight="0.5pt"/>
                 <v:imagedata o:title=""/>
@@ -509,7 +511,7 @@
                         <w:spacing w:after="0" w:line="240" w:lineRule="auto"/>
                         <w:jc w:val="center"/>
                         <w:rPr>
-                          <w:rFonts w:hint="default" w:ascii="Arial" w:hAnsi="Arial" w:cs="Arial"/>
+                          <w:rFonts w:hint="default" w:ascii="Arial Narrow" w:hAnsi="Arial Narrow" w:cs="Arial Narrow"/>
                           <w:b/>
                           <w:bCs/>
                           <w:sz w:val="24"/>
@@ -519,7 +521,7 @@
                       </w:pPr>
                       <w:r>
                         <w:rPr>
-                          <w:rFonts w:hint="default" w:ascii="Arial" w:hAnsi="Arial" w:cs="Arial"/>
+                          <w:rFonts w:hint="default" w:ascii="Arial Narrow" w:hAnsi="Arial Narrow" w:cs="Arial Narrow"/>
                           <w:b/>
                           <w:bCs/>
                           <w:sz w:val="24"/>
@@ -541,241 +543,141 @@
       <w:pPr>
         <w:spacing w:after="0"/>
         <w:rPr>
-          <w:rFonts w:ascii="Arial Narrow" w:hAnsi="Arial Narrow" w:cs="Arial"/>
-        </w:rPr>
-      </w:pPr>
-      <w:r>
-        <w:rPr>
-          <w:rFonts w:ascii="Arial" w:hAnsi="Arial" w:cs="Arial"/>
-          <w:lang w:val="en-US" w:eastAsia="en-US"/>
-        </w:rPr>
-        <mc:AlternateContent>
-          <mc:Choice Requires="wps">
-            <w:drawing>
-              <wp:anchor distT="0" distB="0" distL="114300" distR="114300" simplePos="0" relativeHeight="251668480" behindDoc="0" locked="0" layoutInCell="1" allowOverlap="1">
-                <wp:simplePos x="0" y="0"/>
-                <wp:positionH relativeFrom="column">
-                  <wp:posOffset>1163955</wp:posOffset>
-                </wp:positionH>
-                <wp:positionV relativeFrom="paragraph">
-                  <wp:posOffset>193675</wp:posOffset>
-                </wp:positionV>
-                <wp:extent cx="782955" cy="2540"/>
-                <wp:effectExtent l="0" t="0" r="0" b="0"/>
-                <wp:wrapNone/>
-                <wp:docPr id="2" name="Straight Connector 2"/>
-                <wp:cNvGraphicFramePr/>
-                <a:graphic xmlns:a="http://schemas.openxmlformats.org/drawingml/2006/main">
-                  <a:graphicData uri="http://schemas.microsoft.com/office/word/2010/wordprocessingShape">
-                    <wps:wsp>
-                      <wps:cNvCnPr/>
-                      <wps:spPr>
-                        <a:xfrm flipV="1">
-                          <a:off x="0" y="0"/>
-                          <a:ext cx="782955" cy="2540"/>
-                        </a:xfrm>
-                        <a:prstGeom prst="line">
-                          <a:avLst/>
-                        </a:prstGeom>
-                      </wps:spPr>
-                      <wps:style>
-                        <a:lnRef idx="1">
-                          <a:schemeClr val="dk1"/>
-                        </a:lnRef>
-                        <a:fillRef idx="0">
-                          <a:schemeClr val="dk1"/>
-                        </a:fillRef>
-                        <a:effectRef idx="0">
-                          <a:schemeClr val="dk1"/>
-                        </a:effectRef>
-                        <a:fontRef idx="minor">
-                          <a:schemeClr val="tx1"/>
-                        </a:fontRef>
-                      </wps:style>
-                      <wps:bodyPr/>
-                    </wps:wsp>
-                  </a:graphicData>
-                </a:graphic>
-              </wp:anchor>
-            </w:drawing>
-          </mc:Choice>
-          <mc:Fallback>
-            <w:pict>
-              <v:line id="_x0000_s1026" o:spid="_x0000_s1026" o:spt="20" style="position:absolute;left:0pt;flip:y;margin-left:91.65pt;margin-top:15.25pt;height:0.2pt;width:61.65pt;z-index:251668480;mso-width-relative:page;mso-height-relative:page;" filled="f" stroked="t" coordsize="21600,21600" o:gfxdata="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">
-                <v:fill on="f" focussize="0,0"/>
-                <v:stroke color="#000000 [3200]" joinstyle="round"/>
-                <v:imagedata o:title=""/>
-                <o:lock v:ext="edit" aspectratio="f"/>
-              </v:line>
-            </w:pict>
-          </mc:Fallback>
-        </mc:AlternateContent>
-      </w:r>
-      <w:r>
-        <w:rPr>
-          <w:rFonts w:ascii="Arial" w:hAnsi="Arial" w:cs="Arial"/>
-          <w:lang w:val="en-US" w:eastAsia="en-US"/>
-        </w:rPr>
-        <mc:AlternateContent>
-          <mc:Choice Requires="wps">
-            <w:drawing>
-              <wp:anchor distT="0" distB="0" distL="114300" distR="114300" simplePos="0" relativeHeight="251667456" behindDoc="0" locked="0" layoutInCell="1" allowOverlap="1">
-                <wp:simplePos x="0" y="0"/>
-                <wp:positionH relativeFrom="column">
-                  <wp:posOffset>3907155</wp:posOffset>
-                </wp:positionH>
-                <wp:positionV relativeFrom="paragraph">
-                  <wp:posOffset>208915</wp:posOffset>
-                </wp:positionV>
-                <wp:extent cx="1836420" cy="3810"/>
-                <wp:effectExtent l="0" t="0" r="0" b="0"/>
-                <wp:wrapNone/>
-                <wp:docPr id="18" name="Straight Connector 18"/>
-                <wp:cNvGraphicFramePr/>
-                <a:graphic xmlns:a="http://schemas.openxmlformats.org/drawingml/2006/main">
-                  <a:graphicData uri="http://schemas.microsoft.com/office/word/2010/wordprocessingShape">
-                    <wps:wsp>
-                      <wps:cNvCnPr/>
-                      <wps:spPr>
-                        <a:xfrm>
-                          <a:off x="0" y="0"/>
-                          <a:ext cx="1836420" cy="3810"/>
-                        </a:xfrm>
-                        <a:prstGeom prst="line">
-                          <a:avLst/>
-                        </a:prstGeom>
-                      </wps:spPr>
-                      <wps:style>
-                        <a:lnRef idx="1">
-                          <a:schemeClr val="dk1"/>
-                        </a:lnRef>
-                        <a:fillRef idx="0">
-                          <a:schemeClr val="dk1"/>
-                        </a:fillRef>
-                        <a:effectRef idx="0">
-                          <a:schemeClr val="dk1"/>
-                        </a:effectRef>
-                        <a:fontRef idx="minor">
-                          <a:schemeClr val="tx1"/>
-                        </a:fontRef>
-                      </wps:style>
-                      <wps:bodyPr/>
-                    </wps:wsp>
-                  </a:graphicData>
-                </a:graphic>
-              </wp:anchor>
-            </w:drawing>
-          </mc:Choice>
-          <mc:Fallback>
-            <w:pict>
-              <v:line id="_x0000_s1026" o:spid="_x0000_s1026" o:spt="20" style="position:absolute;left:0pt;margin-left:307.65pt;margin-top:16.45pt;height:0.3pt;width:144.6pt;z-index:251667456;mso-width-relative:page;mso-height-relative:page;" filled="f" stroked="t" coordsize="21600,21600" o:gfxdata="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">
-                <v:fill on="f" focussize="0,0"/>
-                <v:stroke color="#000000 [3200]" joinstyle="round"/>
-                <v:imagedata o:title=""/>
-                <o:lock v:ext="edit" aspectratio="f"/>
-              </v:line>
-            </w:pict>
-          </mc:Fallback>
-        </mc:AlternateContent>
-      </w:r>
-      <w:r>
-        <w:rPr>
-          <w:rFonts w:ascii="Arial Narrow" w:hAnsi="Arial Narrow" w:cs="Arial"/>
+          <w:rFonts w:hint="default" w:ascii="Arial Narrow" w:hAnsi="Arial Narrow" w:cs="Arial Narrow"/>
           <w:b/>
           <w:sz w:val="28"/>
           <w:szCs w:val="28"/>
-        </w:rPr>
-        <w:t>FSCCLPGC NO.  R</w:t>
-      </w:r>
-      <w:r>
-        <w:rPr>
-          <w:rFonts w:hint="default" w:ascii="Arial Narrow" w:hAnsi="Arial Narrow" w:cs="Arial"/>
+          <w:u w:val="single"/>
+        </w:rPr>
+      </w:pPr>
+      <w:r>
+        <w:rPr>
+          <w:rFonts w:hint="default" w:ascii="Arial Narrow" w:hAnsi="Arial Narrow" w:eastAsia="SimSun" w:cs="Arial Narrow"/>
+          <w:b/>
+          <w:bCs/>
+          <w:sz w:val="28"/>
+          <w:szCs w:val="28"/>
+        </w:rPr>
+        <w:t>FSCCLPGC NO</w:t>
+      </w:r>
+      <w:r>
+        <w:rPr>
+          <w:rFonts w:hint="default" w:ascii="Arial Narrow" w:hAnsi="Arial Narrow" w:cs="Arial Narrow"/>
+          <w:sz w:val="28"/>
+          <w:szCs w:val="28"/>
+        </w:rPr>
+        <w:t xml:space="preserve">. </w:t>
+      </w:r>
+      <w:r>
+        <w:rPr>
+          <w:rFonts w:hint="default" w:ascii="Arial Narrow" w:hAnsi="Arial Narrow" w:cs="Arial Narrow"/>
+          <w:b/>
+          <w:bCs/>
+          <w:sz w:val="28"/>
+          <w:szCs w:val="28"/>
+          <w:u w:val="single"/>
+        </w:rPr>
+        <w:t>R10-COFD</w:t>
+      </w:r>
+      <w:r>
+        <w:rPr>
+          <w:rFonts w:hint="default" w:ascii="Arial Narrow" w:hAnsi="Arial Narrow" w:cs="Arial Narrow"/>
+          <w:b/>
+          <w:sz w:val="28"/>
+          <w:szCs w:val="28"/>
+        </w:rPr>
+        <w:tab/>
+      </w:r>
+      <w:r>
+        <w:rPr>
+          <w:rFonts w:hint="default" w:ascii="Arial Narrow" w:hAnsi="Arial Narrow" w:cs="Arial Narrow"/>
+          <w:b/>
+          <w:sz w:val="28"/>
+          <w:szCs w:val="28"/>
+        </w:rPr>
+        <w:tab/>
+      </w:r>
+      <w:r>
+        <w:rPr>
+          <w:rFonts w:hint="default" w:ascii="Arial Narrow" w:hAnsi="Arial Narrow" w:cs="Arial Narrow"/>
           <w:b/>
           <w:sz w:val="28"/>
           <w:szCs w:val="28"/>
           <w:lang w:val="en-US"/>
         </w:rPr>
-        <w:t>10-COFD</w:t>
-      </w:r>
-      <w:r>
-        <w:rPr>
-          <w:rFonts w:ascii="Arial" w:hAnsi="Arial" w:cs="Arial"/>
-          <w:color w:val="FF0000"/>
+        <w:t xml:space="preserve"> </w:t>
+      </w:r>
+      <w:r>
+        <w:rPr>
+          <w:rFonts w:hint="default" w:ascii="Arial Narrow" w:hAnsi="Arial Narrow" w:cs="Arial Narrow"/>
+          <w:b/>
           <w:sz w:val="28"/>
           <w:szCs w:val="28"/>
-        </w:rPr>
-        <w:tab/>
-      </w:r>
-      <w:r>
-        <w:rPr>
-          <w:rFonts w:ascii="Arial" w:hAnsi="Arial" w:cs="Arial"/>
-          <w:color w:val="FF0000"/>
+          <w:lang w:val="en-US"/>
+        </w:rPr>
+        <w:tab/>
+        <w:t/>
+      </w:r>
+      <w:r>
+        <w:rPr>
+          <w:rFonts w:hint="default" w:ascii="Arial Narrow" w:hAnsi="Arial Narrow" w:cs="Arial Narrow"/>
+          <w:b/>
           <w:sz w:val="28"/>
           <w:szCs w:val="28"/>
-        </w:rPr>
-        <w:tab/>
-      </w:r>
-      <w:r>
-        <w:rPr>
-          <w:rFonts w:ascii="Arial" w:hAnsi="Arial" w:cs="Arial"/>
-          <w:color w:val="FF0000"/>
+          <w:lang w:val="en-US"/>
+        </w:rPr>
+        <w:tab/>
+        <w:t xml:space="preserve">     </w:t>
+      </w:r>
+      <w:r>
+        <w:rPr>
+          <w:rFonts w:hint="default" w:ascii="Arial Narrow" w:hAnsi="Arial Narrow" w:cs="Arial Narrow"/>
+          <w:b/>
           <w:sz w:val="28"/>
           <w:szCs w:val="28"/>
-        </w:rPr>
-        <w:t xml:space="preserve">                      </w:t>
-      </w:r>
-      <w:r>
-        <w:rPr>
-          <w:rFonts w:ascii="Arial" w:hAnsi="Arial" w:cs="Arial"/>
-          <w:color w:val="FF0000"/>
-          <w:sz w:val="32"/>
-          <w:szCs w:val="32"/>
           <w:u w:val="single"/>
         </w:rPr>
-        <w:t xml:space="preserve">                   </w:t>
-      </w:r>
-      <w:r>
-        <w:rPr>
-          <w:rFonts w:ascii="Arial Narrow" w:hAnsi="Arial Narrow" w:cs="Arial"/>
-        </w:rPr>
-        <w:t xml:space="preserve">                           </w:t>
+        <w:t>_______________________</w:t>
       </w:r>
     </w:p>
     <w:p>
       <w:pPr>
         <w:spacing w:after="0"/>
-        <w:ind w:left="3600" w:hanging="3600"/>
-        <w:jc w:val="center"/>
-        <w:rPr>
-          <w:rFonts w:ascii="Arial Narrow" w:hAnsi="Arial Narrow" w:cs="Arial"/>
-        </w:rPr>
-      </w:pPr>
-      <w:r>
-        <w:rPr>
-          <w:rFonts w:ascii="Arial Narrow" w:hAnsi="Arial Narrow" w:cs="Arial"/>
-          <w:b/>
-        </w:rPr>
-        <w:tab/>
-      </w:r>
-      <w:r>
-        <w:rPr>
-          <w:rFonts w:ascii="Arial Narrow" w:hAnsi="Arial Narrow" w:cs="Arial"/>
-          <w:b/>
-        </w:rPr>
-        <w:tab/>
-      </w:r>
-      <w:r>
-        <w:rPr>
-          <w:rFonts w:ascii="Arial Narrow" w:hAnsi="Arial Narrow" w:cs="Arial"/>
-          <w:b/>
-        </w:rPr>
-        <w:t xml:space="preserve">                            </w:t>
-      </w:r>
-      <w:r>
-        <w:rPr>
-          <w:rFonts w:ascii="Arial Narrow" w:hAnsi="Arial Narrow" w:cs="Arial"/>
-        </w:rPr>
-        <w:t>DATE</w:t>
+        <w:ind w:left="6480" w:leftChars="0" w:firstLine="720" w:firstLineChars="0"/>
+        <w:rPr>
+          <w:rFonts w:ascii="Arial Narrow" w:hAnsi="Arial Narrow" w:cs="Arial"/>
+        </w:rPr>
+      </w:pPr>
+      <w:r>
+        <w:rPr>
+          <w:rFonts w:hint="default" w:ascii="Arial Narrow" w:hAnsi="Arial Narrow" w:cs="Arial Narrow"/>
+          <w:sz w:val="28"/>
+          <w:szCs w:val="28"/>
+        </w:rPr>
+        <w:t>Date</w:t>
+      </w:r>
+      <w:r>
+        <w:rPr>
+          <w:rFonts w:ascii="Arial Narrow" w:hAnsi="Arial Narrow" w:cs="Arial"/>
+          <w:b/>
+          <w:sz w:val="28"/>
+          <w:szCs w:val="28"/>
+        </w:rPr>
+        <w:tab/>
+      </w:r>
+      <w:r>
+        <w:rPr>
+          <w:rFonts w:ascii="Arial Narrow" w:hAnsi="Arial Narrow" w:cs="Arial"/>
+          <w:b/>
+        </w:rPr>
+        <w:tab/>
+      </w:r>
+      <w:r>
+        <w:rPr>
+          <w:rFonts w:ascii="Arial Narrow" w:hAnsi="Arial Narrow" w:cs="Arial"/>
+          <w:b/>
+        </w:rPr>
+        <w:t xml:space="preserve">                          </w:t>
       </w:r>
     </w:p>
     <w:p>
@@ -1113,7 +1015,7 @@
         <mc:AlternateContent>
           <mc:Choice Requires="wps">
             <w:drawing>
-              <wp:anchor distT="0" distB="0" distL="114300" distR="114300" simplePos="0" relativeHeight="251669504" behindDoc="0" locked="0" layoutInCell="1" allowOverlap="1">
+              <wp:anchor distT="0" distB="0" distL="114300" distR="114300" simplePos="0" relativeHeight="251666432" behindDoc="0" locked="0" layoutInCell="1" allowOverlap="1">
                 <wp:simplePos x="0" y="0"/>
                 <wp:positionH relativeFrom="column">
                   <wp:posOffset>252095</wp:posOffset>
@@ -1200,7 +1102,7 @@
           </mc:Choice>
           <mc:Fallback>
             <w:pict>
-              <v:shape id="_x0000_s1026" o:spid="_x0000_s1026" o:spt="202" type="#_x0000_t202" style="position:absolute;left:0pt;margin-left:19.85pt;margin-top:35.05pt;height:27pt;width:481.45pt;z-index:251669504;mso-width-relative:page;mso-height-relative:page;" filled="f" stroked="f" coordsize="21600,21600" o:gfxdata="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">
+              <v:shape id="_x0000_s1026" o:spid="_x0000_s1026" o:spt="202" type="#_x0000_t202" style="position:absolute;left:0pt;margin-left:19.85pt;margin-top:35.05pt;height:27pt;width:481.45pt;z-index:251666432;mso-width-relative:page;mso-height-relative:page;" filled="f" stroked="f" coordsize="21600,21600" o:gfxdata="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">
                 <v:fill on="f" focussize="0,0"/>
                 <v:stroke on="f" weight="0.5pt"/>
                 <v:imagedata o:title=""/>
@@ -1314,7 +1216,7 @@
         <mc:AlternateContent>
           <mc:Choice Requires="wps">
             <w:drawing>
-              <wp:anchor distT="0" distB="0" distL="114300" distR="114300" simplePos="0" relativeHeight="251670528" behindDoc="0" locked="0" layoutInCell="1" allowOverlap="1">
+              <wp:anchor distT="0" distB="0" distL="114300" distR="114300" simplePos="0" relativeHeight="251667456" behindDoc="0" locked="0" layoutInCell="1" allowOverlap="1">
                 <wp:simplePos x="0" y="0"/>
                 <wp:positionH relativeFrom="column">
                   <wp:posOffset>308610</wp:posOffset>
@@ -1401,7 +1303,7 @@
           </mc:Choice>
           <mc:Fallback>
             <w:pict>
-              <v:shape id="_x0000_s1026" o:spid="_x0000_s1026" o:spt="202" type="#_x0000_t202" style="position:absolute;left:0pt;margin-left:24.3pt;margin-top:6.95pt;height:27pt;width:481.45pt;z-index:251670528;mso-width-relative:page;mso-height-relative:page;" filled="f" stroked="f" coordsize="21600,21600" o:gfxdata="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">
+              <v:shape id="_x0000_s1026" o:spid="_x0000_s1026" o:spt="202" type="#_x0000_t202" style="position:absolute;left:0pt;margin-left:24.3pt;margin-top:6.95pt;height:27pt;width:481.45pt;z-index:251667456;mso-width-relative:page;mso-height-relative:page;" filled="f" stroked="f" coordsize="21600,21600" o:gfxdata="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">
                 <v:fill on="f" focussize="0,0"/>
                 <v:stroke on="f" weight="0.5pt"/>
                 <v:imagedata o:title=""/>
@@ -1506,7 +1408,7 @@
         <mc:AlternateContent>
           <mc:Choice Requires="wps">
             <w:drawing>
-              <wp:anchor distT="0" distB="0" distL="114300" distR="114300" simplePos="0" relativeHeight="251671552" behindDoc="0" locked="0" layoutInCell="1" allowOverlap="1">
+              <wp:anchor distT="0" distB="0" distL="114300" distR="114300" simplePos="0" relativeHeight="251668480" behindDoc="0" locked="0" layoutInCell="1" allowOverlap="1">
                 <wp:simplePos x="0" y="0"/>
                 <wp:positionH relativeFrom="column">
                   <wp:posOffset>217170</wp:posOffset>
@@ -1593,7 +1495,7 @@
           </mc:Choice>
           <mc:Fallback>
             <w:pict>
-              <v:shape id="_x0000_s1026" o:spid="_x0000_s1026" o:spt="202" type="#_x0000_t202" style="position:absolute;left:0pt;margin-left:17.1pt;margin-top:6.1pt;height:27pt;width:481.45pt;z-index:251671552;mso-width-relative:page;mso-height-relative:page;" filled="f" stroked="f" coordsize="21600,21600" o:gfxdata="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">
+              <v:shape id="_x0000_s1026" o:spid="_x0000_s1026" o:spt="202" type="#_x0000_t202" style="position:absolute;left:0pt;margin-left:17.1pt;margin-top:6.1pt;height:27pt;width:481.45pt;z-index:251668480;mso-width-relative:page;mso-height-relative:page;" filled="f" stroked="f" coordsize="21600,21600" o:gfxdata="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">
                 <v:fill on="f" focussize="0,0"/>
                 <v:stroke on="f" weight="0.5pt"/>
                 <v:imagedata o:title=""/>
@@ -1705,7 +1607,7 @@
         <mc:AlternateContent>
           <mc:Choice Requires="wps">
             <w:drawing>
-              <wp:anchor distT="0" distB="0" distL="114300" distR="114300" simplePos="0" relativeHeight="251676672" behindDoc="0" locked="0" layoutInCell="1" allowOverlap="1">
+              <wp:anchor distT="0" distB="0" distL="114300" distR="114300" simplePos="0" relativeHeight="251673600" behindDoc="0" locked="0" layoutInCell="1" allowOverlap="1">
                 <wp:simplePos x="0" y="0"/>
                 <wp:positionH relativeFrom="column">
                   <wp:posOffset>2787015</wp:posOffset>
@@ -1800,7 +1702,7 @@
           </mc:Choice>
           <mc:Fallback>
             <w:pict>
-              <v:shape id="_x0000_s1026" o:spid="_x0000_s1026" o:spt="202" type="#_x0000_t202" style="position:absolute;left:0pt;margin-left:219.45pt;margin-top:7.95pt;height:27pt;width:258.65pt;z-index:251676672;mso-width-relative:page;mso-height-relative:page;" filled="f" stroked="f" coordsize="21600,21600" o:gfxdata="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">
+              <v:shape id="_x0000_s1026" o:spid="_x0000_s1026" o:spt="202" type="#_x0000_t202" style="position:absolute;left:0pt;margin-left:219.45pt;margin-top:7.95pt;height:27pt;width:258.65pt;z-index:251673600;mso-width-relative:page;mso-height-relative:page;" filled="f" stroked="f" coordsize="21600,21600" o:gfxdata="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">
                 <v:fill on="f" focussize="0,0"/>
                 <v:stroke on="f" weight="0.5pt"/>
                 <v:imagedata o:title=""/>
@@ -1859,7 +1761,7 @@
         <mc:AlternateContent>
           <mc:Choice Requires="wps">
             <w:drawing>
-              <wp:anchor distT="0" distB="0" distL="114300" distR="114300" simplePos="0" relativeHeight="251672576" behindDoc="0" locked="0" layoutInCell="1" allowOverlap="1">
+              <wp:anchor distT="0" distB="0" distL="114300" distR="114300" simplePos="0" relativeHeight="251669504" behindDoc="0" locked="0" layoutInCell="1" allowOverlap="1">
                 <wp:simplePos x="0" y="0"/>
                 <wp:positionH relativeFrom="column">
                   <wp:posOffset>136525</wp:posOffset>
@@ -1954,7 +1856,7 @@
           </mc:Choice>
           <mc:Fallback>
             <w:pict>
-              <v:shape id="_x0000_s1026" o:spid="_x0000_s1026" o:spt="202" type="#_x0000_t202" style="position:absolute;left:0pt;margin-left:10.75pt;margin-top:7.6pt;height:27pt;width:258.65pt;z-index:251672576;mso-width-relative:page;mso-height-relative:page;" filled="f" stroked="f" coordsize="21600,21600" o:gfxdata="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">
+              <v:shape id="_x0000_s1026" o:spid="_x0000_s1026" o:spt="202" type="#_x0000_t202" style="position:absolute;left:0pt;margin-left:10.75pt;margin-top:7.6pt;height:27pt;width:258.65pt;z-index:251669504;mso-width-relative:page;mso-height-relative:page;" filled="f" stroked="f" coordsize="21600,21600" o:gfxdata="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">
                 <v:fill on="f" focussize="0,0"/>
                 <v:stroke on="f" weight="0.5pt"/>
                 <v:imagedata o:title=""/>
@@ -2071,7 +1973,7 @@
               <mc:AlternateContent>
                 <mc:Choice Requires="wps">
                   <w:drawing>
-                    <wp:anchor distT="0" distB="0" distL="114300" distR="114300" simplePos="0" relativeHeight="251673600" behindDoc="0" locked="0" layoutInCell="1" allowOverlap="1">
+                    <wp:anchor distT="0" distB="0" distL="114300" distR="114300" simplePos="0" relativeHeight="251670528" behindDoc="0" locked="0" layoutInCell="1" allowOverlap="1">
                       <wp:simplePos x="0" y="0"/>
                       <wp:positionH relativeFrom="column">
                         <wp:posOffset>58420</wp:posOffset>
@@ -2166,7 +2068,7 @@
                 </mc:Choice>
                 <mc:Fallback>
                   <w:pict>
-                    <v:shape id="_x0000_s1026" o:spid="_x0000_s1026" o:spt="202" type="#_x0000_t202" style="position:absolute;left:0pt;margin-left:4.6pt;margin-top:10.3pt;height:27pt;width:258.65pt;z-index:251673600;mso-width-relative:page;mso-height-relative:page;" filled="f" stroked="f" coordsize="21600,21600" o:gfxdata="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">
+                    <v:shape id="_x0000_s1026" o:spid="_x0000_s1026" o:spt="202" type="#_x0000_t202" style="position:absolute;left:0pt;margin-left:4.6pt;margin-top:10.3pt;height:27pt;width:258.65pt;z-index:251670528;mso-width-relative:page;mso-height-relative:page;" filled="f" stroked="f" coordsize="21600,21600" o:gfxdata="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">
                       <v:fill on="f" focussize="0,0"/>
                       <v:stroke on="f" weight="0.5pt"/>
                       <v:imagedata o:title=""/>
@@ -2246,7 +2148,7 @@
               <mc:AlternateContent>
                 <mc:Choice Requires="wps">
                   <w:drawing>
-                    <wp:anchor distT="0" distB="0" distL="114300" distR="114300" simplePos="0" relativeHeight="251677696" behindDoc="0" locked="0" layoutInCell="1" allowOverlap="1">
+                    <wp:anchor distT="0" distB="0" distL="114300" distR="114300" simplePos="0" relativeHeight="251674624" behindDoc="0" locked="0" layoutInCell="1" allowOverlap="1">
                       <wp:simplePos x="0" y="0"/>
                       <wp:positionH relativeFrom="column">
                         <wp:posOffset>5080</wp:posOffset>
@@ -2341,7 +2243,7 @@
                 </mc:Choice>
                 <mc:Fallback>
                   <w:pict>
-                    <v:shape id="_x0000_s1026" o:spid="_x0000_s1026" o:spt="202" type="#_x0000_t202" style="position:absolute;left:0pt;margin-left:0.4pt;margin-top:9.55pt;height:27pt;width:258.65pt;z-index:251677696;mso-width-relative:page;mso-height-relative:page;" filled="f" stroked="f" coordsize="21600,21600" o:gfxdata="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">
+                    <v:shape id="_x0000_s1026" o:spid="_x0000_s1026" o:spt="202" type="#_x0000_t202" style="position:absolute;left:0pt;margin-left:0.4pt;margin-top:9.55pt;height:27pt;width:258.65pt;z-index:251674624;mso-width-relative:page;mso-height-relative:page;" filled="f" stroked="f" coordsize="21600,21600" o:gfxdata="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">
                       <v:fill on="f" focussize="0,0"/>
                       <v:stroke on="f" weight="0.5pt"/>
                       <v:imagedata o:title=""/>
@@ -2441,7 +2343,7 @@
               <mc:AlternateContent>
                 <mc:Choice Requires="wps">
                   <w:drawing>
-                    <wp:anchor distT="0" distB="0" distL="114300" distR="114300" simplePos="0" relativeHeight="251674624" behindDoc="0" locked="0" layoutInCell="1" allowOverlap="1">
+                    <wp:anchor distT="0" distB="0" distL="114300" distR="114300" simplePos="0" relativeHeight="251671552" behindDoc="0" locked="0" layoutInCell="1" allowOverlap="1">
                       <wp:simplePos x="0" y="0"/>
                       <wp:positionH relativeFrom="column">
                         <wp:posOffset>441325</wp:posOffset>
@@ -2536,7 +2438,7 @@
                 </mc:Choice>
                 <mc:Fallback>
                   <w:pict>
-                    <v:shape id="_x0000_s1026" o:spid="_x0000_s1026" o:spt="202" type="#_x0000_t202" style="position:absolute;left:0pt;margin-left:34.75pt;margin-top:10.15pt;height:27pt;width:258.65pt;z-index:251674624;mso-width-relative:page;mso-height-relative:page;" filled="f" stroked="f" coordsize="21600,21600" o:gfxdata="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">
+                    <v:shape id="_x0000_s1026" o:spid="_x0000_s1026" o:spt="202" type="#_x0000_t202" style="position:absolute;left:0pt;margin-left:34.75pt;margin-top:10.15pt;height:27pt;width:258.65pt;z-index:251671552;mso-width-relative:page;mso-height-relative:page;" filled="f" stroked="f" coordsize="21600,21600" o:gfxdata="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">
                       <v:fill on="f" focussize="0,0"/>
                       <v:stroke on="f" weight="0.5pt"/>
                       <v:imagedata o:title=""/>
@@ -2616,7 +2518,7 @@
               <mc:AlternateContent>
                 <mc:Choice Requires="wps">
                   <w:drawing>
-                    <wp:anchor distT="0" distB="0" distL="114300" distR="114300" simplePos="0" relativeHeight="251678720" behindDoc="0" locked="0" layoutInCell="1" allowOverlap="1">
+                    <wp:anchor distT="0" distB="0" distL="114300" distR="114300" simplePos="0" relativeHeight="251675648" behindDoc="0" locked="0" layoutInCell="1" allowOverlap="1">
                       <wp:simplePos x="0" y="0"/>
                       <wp:positionH relativeFrom="column">
                         <wp:posOffset>576580</wp:posOffset>
@@ -2711,7 +2613,7 @@
                 </mc:Choice>
                 <mc:Fallback>
                   <w:pict>
-                    <v:shape id="_x0000_s1026" o:spid="_x0000_s1026" o:spt="202" type="#_x0000_t202" style="position:absolute;left:0pt;margin-left:45.4pt;margin-top:9.95pt;height:27pt;width:258.65pt;z-index:251678720;mso-width-relative:page;mso-height-relative:page;" filled="f" stroked="f" coordsize="21600,21600" o:gfxdata="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">
+                    <v:shape id="_x0000_s1026" o:spid="_x0000_s1026" o:spt="202" type="#_x0000_t202" style="position:absolute;left:0pt;margin-left:45.4pt;margin-top:9.95pt;height:27pt;width:258.65pt;z-index:251675648;mso-width-relative:page;mso-height-relative:page;" filled="f" stroked="f" coordsize="21600,21600" o:gfxdata="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">
                       <v:fill on="f" focussize="0,0"/>
                       <v:stroke on="f" weight="0.5pt"/>
                       <v:imagedata o:title=""/>
@@ -2812,7 +2714,7 @@
               <mc:AlternateContent>
                 <mc:Choice Requires="wps">
                   <w:drawing>
-                    <wp:anchor distT="0" distB="0" distL="114300" distR="114300" simplePos="0" relativeHeight="251675648" behindDoc="0" locked="0" layoutInCell="1" allowOverlap="1">
+                    <wp:anchor distT="0" distB="0" distL="114300" distR="114300" simplePos="0" relativeHeight="251672576" behindDoc="0" locked="0" layoutInCell="1" allowOverlap="1">
                       <wp:simplePos x="0" y="0"/>
                       <wp:positionH relativeFrom="column">
                         <wp:posOffset>-385445</wp:posOffset>
@@ -2907,7 +2809,7 @@
                 </mc:Choice>
                 <mc:Fallback>
                   <w:pict>
-                    <v:shape id="_x0000_s1026" o:spid="_x0000_s1026" o:spt="202" type="#_x0000_t202" style="position:absolute;left:0pt;margin-left:-30.35pt;margin-top:9.95pt;height:27pt;width:258.65pt;z-index:251675648;mso-width-relative:page;mso-height-relative:page;" filled="f" stroked="f" coordsize="21600,21600" o:gfxdata="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">
+                    <v:shape id="_x0000_s1026" o:spid="_x0000_s1026" o:spt="202" type="#_x0000_t202" style="position:absolute;left:0pt;margin-left:-30.35pt;margin-top:9.95pt;height:27pt;width:258.65pt;z-index:251672576;mso-width-relative:page;mso-height-relative:page;" filled="f" stroked="f" coordsize="21600,21600" o:gfxdata="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">
                       <v:fill on="f" focussize="0,0"/>
                       <v:stroke on="f" weight="0.5pt"/>
                       <v:imagedata o:title=""/>
@@ -3090,7 +2992,7 @@
         <mc:AlternateContent>
           <mc:Choice Requires="wps">
             <w:drawing>
-              <wp:anchor distT="0" distB="0" distL="114300" distR="114300" simplePos="0" relativeHeight="251679744" behindDoc="0" locked="0" layoutInCell="1" allowOverlap="1">
+              <wp:anchor distT="0" distB="0" distL="114300" distR="114300" simplePos="0" relativeHeight="251676672" behindDoc="0" locked="0" layoutInCell="1" allowOverlap="1">
                 <wp:simplePos x="0" y="0"/>
                 <wp:positionH relativeFrom="column">
                   <wp:posOffset>1125220</wp:posOffset>
@@ -3173,7 +3075,7 @@
           </mc:Choice>
           <mc:Fallback>
             <w:pict>
-              <v:shape id="_x0000_s1026" o:spid="_x0000_s1026" o:spt="202" type="#_x0000_t202" style="position:absolute;left:0pt;margin-left:88.6pt;margin-top:8.55pt;height:27pt;width:197.95pt;z-index:251679744;mso-width-relative:page;mso-height-relative:page;" filled="f" stroked="f" coordsize="21600,21600" o:gfxdata="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">
+              <v:shape id="_x0000_s1026" o:spid="_x0000_s1026" o:spt="202" type="#_x0000_t202" style="position:absolute;left:0pt;margin-left:88.6pt;margin-top:8.55pt;height:27pt;width:197.95pt;z-index:251676672;mso-width-relative:page;mso-height-relative:page;" filled="f" stroked="f" coordsize="21600,21600" o:gfxdata="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">
                 <v:fill on="f" focussize="0,0"/>
                 <v:stroke on="f" weight="0.5pt"/>
                 <v:imagedata o:title=""/>
@@ -3365,17 +3267,7 @@
           <w:u w:val="single"/>
           <w:lang w:val="en-US"/>
         </w:rPr>
-        <w:t>{OR_AM</w:t>
-      </w:r>
-      <w:bookmarkStart w:id="0" w:name="_GoBack"/>
-      <w:bookmarkEnd w:id="0"/>
-      <w:r>
-        <w:rPr>
-          <w:rFonts w:hint="default" w:ascii="Arial" w:hAnsi="Arial" w:cs="Arial"/>
-          <w:u w:val="single"/>
-          <w:lang w:val="en-US"/>
-        </w:rPr>
-        <w:t>OUNT}</w:t>
+        <w:t>{OR_AMOUNT}</w:t>
       </w:r>
       <w:r>
         <w:rPr>
@@ -4810,7 +4702,7 @@
   <w:docDefaults>
     <w:rPrDefault>
       <w:rPr>
-        <w:rFonts w:asciiTheme="minorHAnsi" w:hAnsiTheme="minorHAnsi" w:eastAsiaTheme="minorEastAsia" w:cstheme="minorBidi"/>
+        <w:rFonts w:ascii="Times New Roman" w:hAnsi="Times New Roman" w:eastAsia="SimSun" w:cs="Times New Roman"/>
       </w:rPr>
     </w:rPrDefault>
     <w:pPrDefault/>
@@ -4963,7 +4855,7 @@
     <w:lsdException w:uiPriority="99" w:name="Table Web 1"/>
     <w:lsdException w:uiPriority="99" w:name="Table Web 2"/>
     <w:lsdException w:uiPriority="99" w:name="Table Web 3"/>
-    <w:lsdException w:uiPriority="99" w:name="Balloon Text"/>
+    <w:lsdException w:qFormat="1" w:uiPriority="99" w:name="Balloon Text"/>
     <w:lsdException w:qFormat="1" w:unhideWhenUsed="0" w:uiPriority="59" w:semiHidden="0" w:name="Table Grid"/>
     <w:lsdException w:uiPriority="99" w:name="Table Theme"/>
     <w:lsdException w:qFormat="1" w:unhideWhenUsed="0" w:uiPriority="1" w:semiHidden="0" w:name="No Spacing"/>
@@ -5107,6 +4999,7 @@
     <w:link w:val="6"/>
     <w:semiHidden/>
     <w:unhideWhenUsed/>
+    <w:qFormat/>
     <w:uiPriority w:val="99"/>
     <w:pPr>
       <w:spacing w:after="0" w:line="240" w:lineRule="auto"/>

--- a/templates/FSED-Fire-Safety.docx
+++ b/templates/FSED-Fire-Safety.docx
@@ -285,16 +285,16 @@
         <w:rPr>
           <w:rFonts w:ascii="Arial" w:hAnsi="Arial" w:cs="Arial"/>
           <w:b/>
-          <w:sz w:val="24"/>
-          <w:szCs w:val="24"/>
-        </w:rPr>
-      </w:pPr>
-      <w:r>
-        <w:rPr>
-          <w:rFonts w:ascii="Arial" w:hAnsi="Arial" w:cs="Arial"/>
-          <w:b/>
-          <w:sz w:val="24"/>
-          <w:szCs w:val="24"/>
+          <w:sz w:val="21"/>
+          <w:szCs w:val="21"/>
+        </w:rPr>
+      </w:pPr>
+      <w:r>
+        <w:rPr>
+          <w:rFonts w:ascii="Arial" w:hAnsi="Arial" w:cs="Arial"/>
+          <w:b/>
+          <w:sz w:val="21"/>
+          <w:szCs w:val="21"/>
         </w:rPr>
         <w:t>Department of the Interior and Local Government</w:t>
       </w:r>
@@ -306,16 +306,16 @@
         <w:rPr>
           <w:rFonts w:ascii="Arial" w:hAnsi="Arial" w:cs="Arial"/>
           <w:b/>
-          <w:sz w:val="28"/>
-          <w:szCs w:val="28"/>
-        </w:rPr>
-      </w:pPr>
-      <w:r>
-        <w:rPr>
-          <w:rFonts w:ascii="Arial" w:hAnsi="Arial" w:cs="Arial"/>
-          <w:b/>
-          <w:sz w:val="28"/>
-          <w:szCs w:val="28"/>
+          <w:sz w:val="22"/>
+          <w:szCs w:val="22"/>
+        </w:rPr>
+      </w:pPr>
+      <w:r>
+        <w:rPr>
+          <w:rFonts w:ascii="Arial" w:hAnsi="Arial" w:cs="Arial"/>
+          <w:b/>
+          <w:sz w:val="22"/>
+          <w:szCs w:val="22"/>
         </w:rPr>
         <w:t>BUREAU OF FIRE PROTECTION</w:t>
       </w:r>
@@ -326,15 +326,15 @@
         <w:jc w:val="center"/>
         <w:rPr>
           <w:rFonts w:ascii="Arial" w:hAnsi="Arial" w:cs="Arial"/>
-          <w:sz w:val="24"/>
-          <w:szCs w:val="24"/>
-        </w:rPr>
-      </w:pPr>
-      <w:r>
-        <w:rPr>
-          <w:rFonts w:ascii="Arial" w:hAnsi="Arial" w:cs="Arial"/>
-          <w:sz w:val="24"/>
-          <w:szCs w:val="24"/>
+          <w:sz w:val="21"/>
+          <w:szCs w:val="21"/>
+        </w:rPr>
+      </w:pPr>
+      <w:r>
+        <w:rPr>
+          <w:rFonts w:ascii="Arial" w:hAnsi="Arial" w:cs="Arial"/>
+          <w:sz w:val="21"/>
+          <w:szCs w:val="21"/>
         </w:rPr>
         <w:t>Region 10</w:t>
       </w:r>
@@ -346,19 +346,21 @@
         <w:rPr>
           <w:rFonts w:ascii="Arial" w:hAnsi="Arial" w:cs="Arial"/>
           <w:b/>
-          <w:sz w:val="24"/>
-          <w:szCs w:val="24"/>
-        </w:rPr>
-      </w:pPr>
-      <w:r>
-        <w:rPr>
-          <w:rFonts w:ascii="Arial" w:hAnsi="Arial" w:cs="Arial"/>
-          <w:b/>
-          <w:sz w:val="24"/>
-          <w:szCs w:val="24"/>
+          <w:sz w:val="21"/>
+          <w:szCs w:val="21"/>
+        </w:rPr>
+      </w:pPr>
+      <w:r>
+        <w:rPr>
+          <w:rFonts w:ascii="Arial" w:hAnsi="Arial" w:cs="Arial"/>
+          <w:b/>
+          <w:sz w:val="21"/>
+          <w:szCs w:val="21"/>
         </w:rPr>
         <w:t>CAGAYAN DE ORO CITY FIRE DISTRICT</w:t>
       </w:r>
+      <w:bookmarkStart w:id="0" w:name="_GoBack"/>
+      <w:bookmarkEnd w:id="0"/>
     </w:p>
     <w:p>
       <w:pPr>
@@ -366,31 +368,31 @@
         <w:jc w:val="center"/>
         <w:rPr>
           <w:rFonts w:ascii="Arial" w:hAnsi="Arial" w:cs="Arial"/>
-          <w:sz w:val="24"/>
-          <w:szCs w:val="24"/>
-        </w:rPr>
-      </w:pPr>
-      <w:r>
-        <w:rPr>
-          <w:rFonts w:ascii="Arial" w:hAnsi="Arial" w:cs="Arial"/>
-          <w:sz w:val="24"/>
-          <w:szCs w:val="24"/>
+          <w:sz w:val="21"/>
+          <w:szCs w:val="21"/>
+        </w:rPr>
+      </w:pPr>
+      <w:r>
+        <w:rPr>
+          <w:rFonts w:ascii="Arial" w:hAnsi="Arial" w:cs="Arial"/>
+          <w:sz w:val="21"/>
+          <w:szCs w:val="21"/>
         </w:rPr>
         <w:t>Capt. Vicente Roa St., Cagayan de Oro City</w:t>
       </w:r>
       <w:r>
         <w:rPr>
           <w:rFonts w:ascii="Arial" w:hAnsi="Arial" w:cs="Arial"/>
-          <w:sz w:val="24"/>
-          <w:szCs w:val="24"/>
+          <w:sz w:val="21"/>
+          <w:szCs w:val="21"/>
         </w:rPr>
         <w:br w:type="textWrapping"/>
       </w:r>
       <w:r>
         <w:rPr>
           <w:rFonts w:ascii="Arial" w:hAnsi="Arial" w:cs="Arial"/>
-          <w:sz w:val="24"/>
-          <w:szCs w:val="24"/>
+          <w:sz w:val="21"/>
+          <w:szCs w:val="21"/>
         </w:rPr>
         <w:t>Email Add: cru.odfdcofdbfp10@gmail.com</w:t>
       </w:r>
@@ -403,8 +405,6 @@
           <w:rFonts w:ascii="Arial" w:hAnsi="Arial" w:cs="Arial"/>
         </w:rPr>
       </w:pPr>
-      <w:bookmarkStart w:id="0" w:name="_GoBack"/>
-      <w:bookmarkEnd w:id="0"/>
       <w:r>
         <w:rPr>
           <w:rFonts w:ascii="Times New Roman" w:hAnsi="Times New Roman" w:cs="Times New Roman"/>
@@ -499,7 +499,7 @@
           </mc:Choice>
           <mc:Fallback>
             <w:pict>
-              <v:shape id="_x0000_s1026" o:spid="_x0000_s1026" o:spt="202" type="#_x0000_t202" style="position:absolute;left:0pt;margin-left:310.65pt;margin-top:12.15pt;height:21.75pt;width:144pt;z-index:251677696;mso-width-relative:page;mso-height-relative:page;" filled="f" stroked="f" coordsize="21600,21600" o:gfxdata="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">
+              <v:shape id="_x0000_s1026" o:spid="_x0000_s1026" o:spt="202" type="#_x0000_t202" style="position:absolute;left:0pt;margin-left:310.65pt;margin-top:12.15pt;height:21.75pt;width:144pt;z-index:251677696;mso-width-relative:page;mso-height-relative:page;" filled="f" stroked="f" coordsize="21600,21600" o:gfxdata="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">
                 <v:fill on="f" focussize="0,0"/>
                 <v:stroke on="f" weight="0.5pt"/>
                 <v:imagedata o:title=""/>
@@ -583,6 +583,18 @@
         <w:rPr>
           <w:rFonts w:hint="default" w:ascii="Arial Narrow" w:hAnsi="Arial Narrow" w:cs="Arial Narrow"/>
           <w:b/>
+          <w:bCs/>
+          <w:sz w:val="28"/>
+          <w:szCs w:val="28"/>
+          <w:u w:val="single"/>
+          <w:lang w:val="en-US"/>
+        </w:rPr>
+        <w:t xml:space="preserve">- </w:t>
+      </w:r>
+      <w:r>
+        <w:rPr>
+          <w:rFonts w:hint="default" w:ascii="Arial Narrow" w:hAnsi="Arial Narrow" w:cs="Arial Narrow"/>
+          <w:b/>
           <w:sz w:val="28"/>
           <w:szCs w:val="28"/>
         </w:rPr>
@@ -616,7 +628,6 @@
           <w:lang w:val="en-US"/>
         </w:rPr>
         <w:tab/>
-        <w:t/>
       </w:r>
       <w:r>
         <w:rPr>
@@ -627,6 +638,15 @@
           <w:lang w:val="en-US"/>
         </w:rPr>
         <w:tab/>
+      </w:r>
+      <w:r>
+        <w:rPr>
+          <w:rFonts w:hint="default" w:ascii="Arial Narrow" w:hAnsi="Arial Narrow" w:cs="Arial Narrow"/>
+          <w:b/>
+          <w:sz w:val="28"/>
+          <w:szCs w:val="28"/>
+          <w:lang w:val="en-US"/>
+        </w:rPr>
         <w:t xml:space="preserve">     </w:t>
       </w:r>
       <w:r>
@@ -4622,6 +4642,27 @@
         <w:rPr>
           <w:rFonts w:ascii="Arial" w:hAnsi="Arial" w:cs="Arial"/>
           <w:b/>
+          <w:sz w:val="20"/>
+          <w:szCs w:val="20"/>
+        </w:rPr>
+      </w:pPr>
+      <w:r>
+        <w:rPr>
+          <w:rFonts w:ascii="Arial" w:hAnsi="Arial" w:cs="Arial"/>
+          <w:b/>
+          <w:sz w:val="20"/>
+          <w:szCs w:val="20"/>
+        </w:rPr>
+        <w:t xml:space="preserve">   </w:t>
+      </w:r>
+    </w:p>
+    <w:p>
+      <w:pPr>
+        <w:spacing w:after="0"/>
+        <w:ind w:right="-1080" w:hanging="810"/>
+        <w:rPr>
+          <w:rFonts w:ascii="Arial" w:hAnsi="Arial" w:cs="Arial"/>
+          <w:b/>
           <w:color w:val="10253F" w:themeColor="text2" w:themeShade="80"/>
           <w:sz w:val="20"/>
           <w:szCs w:val="20"/>
@@ -4634,7 +4675,7 @@
           <w:sz w:val="20"/>
           <w:szCs w:val="20"/>
         </w:rPr>
-        <w:t xml:space="preserve">   BFP-QSF-FSED-063 Rev.01 (07.05.24)</w:t>
+        <w:t>BFP-QSF-FSED-063 Rev.01 (07.05.24)</w:t>
       </w:r>
     </w:p>
     <w:sectPr>

--- a/templates/FSED-Fire-Safety.docx
+++ b/templates/FSED-Fire-Safety.docx
@@ -2,6 +2,23 @@
 <file path=word/document.xml><?xml version="1.0" encoding="utf-8"?>
 <w:document xmlns:wpc="http://schemas.microsoft.com/office/word/2010/wordprocessingCanvas" xmlns:mc="http://schemas.openxmlformats.org/markup-compatibility/2006" xmlns:o="urn:schemas-microsoft-com:office:office" xmlns:r="http://schemas.openxmlformats.org/officeDocument/2006/relationships" xmlns:m="http://schemas.openxmlformats.org/officeDocument/2006/math" xmlns:v="urn:schemas-microsoft-com:vml" xmlns:wp14="http://schemas.microsoft.com/office/word/2010/wordprocessingDrawing" xmlns:wp="http://schemas.openxmlformats.org/drawingml/2006/wordprocessingDrawing" xmlns:w="http://schemas.openxmlformats.org/wordprocessingml/2006/main" xmlns:w14="http://schemas.microsoft.com/office/word/2010/wordml" xmlns:w10="urn:schemas-microsoft-com:office:word" xmlns:w15="http://schemas.microsoft.com/office/word/2012/wordml" xmlns:wpg="http://schemas.microsoft.com/office/word/2010/wordprocessingGroup" xmlns:wpi="http://schemas.microsoft.com/office/word/2010/wordprocessingInk" xmlns:wne="http://schemas.microsoft.com/office/word/2006/wordml" xmlns:wps="http://schemas.microsoft.com/office/word/2010/wordprocessingShape" xmlns:wpsCustomData="http://www.wps.cn/officeDocument/2013/wpsCustomData" mc:Ignorable="w14 w15 wp14">
   <w:body>
+    <w:p>
+      <w:pPr>
+        <w:tabs>
+          <w:tab w:val="left" w:pos="225"/>
+          <w:tab w:val="center" w:pos="4680"/>
+          <w:tab w:val="left" w:pos="9360"/>
+        </w:tabs>
+        <w:spacing w:after="0"/>
+        <w:rPr>
+          <w:rFonts w:ascii="Arial" w:hAnsi="Arial" w:cs="Arial"/>
+          <w:b/>
+          <w:i/>
+          <w:sz w:val="24"/>
+          <w:szCs w:val="24"/>
+        </w:rPr>
+      </w:pPr>
+    </w:p>
     <w:p>
       <w:pPr>
         <w:tabs>
@@ -359,8 +376,6 @@
         </w:rPr>
         <w:t>CAGAYAN DE ORO CITY FIRE DISTRICT</w:t>
       </w:r>
-      <w:bookmarkStart w:id="0" w:name="_GoBack"/>
-      <w:bookmarkEnd w:id="0"/>
     </w:p>
     <w:p>
       <w:pPr>
@@ -3259,6 +3274,8 @@
         </w:rPr>
         <w:t>RECOMMEND APPROVAL:</w:t>
       </w:r>
+      <w:bookmarkStart w:id="0" w:name="_GoBack"/>
+      <w:bookmarkEnd w:id="0"/>
     </w:p>
     <w:p>
       <w:pPr>
@@ -3288,36 +3305,6 @@
           <w:lang w:val="en-US"/>
         </w:rPr>
         <w:t>{OR_AMOUNT}</w:t>
-      </w:r>
-      <w:r>
-        <w:rPr>
-          <w:rFonts w:ascii="Arial" w:hAnsi="Arial" w:cs="Arial"/>
-        </w:rPr>
-        <w:tab/>
-      </w:r>
-      <w:r>
-        <w:rPr>
-          <w:rFonts w:ascii="Arial" w:hAnsi="Arial" w:cs="Arial"/>
-        </w:rPr>
-        <w:tab/>
-      </w:r>
-      <w:r>
-        <w:rPr>
-          <w:rFonts w:ascii="Arial" w:hAnsi="Arial" w:cs="Arial"/>
-        </w:rPr>
-        <w:tab/>
-      </w:r>
-      <w:r>
-        <w:rPr>
-          <w:rFonts w:ascii="Arial" w:hAnsi="Arial" w:cs="Arial"/>
-        </w:rPr>
-        <w:tab/>
-      </w:r>
-      <w:r>
-        <w:rPr>
-          <w:rFonts w:ascii="Arial" w:hAnsi="Arial" w:cs="Arial"/>
-        </w:rPr>
-        <w:t xml:space="preserve"> </w:t>
       </w:r>
     </w:p>
     <w:p>
@@ -3485,7 +3472,7 @@
           <w:rFonts w:hint="default" w:ascii="Arial Narrow" w:hAnsi="Arial Narrow" w:cs="Arial"/>
           <w:lang w:val="en-US"/>
         </w:rPr>
-        <w:t xml:space="preserve">                                           </w:t>
+        <w:t xml:space="preserve">                </w:t>
       </w:r>
       <w:r>
         <w:rPr>
@@ -3502,85 +3489,94 @@
         <w:spacing w:after="0" w:line="240" w:lineRule="auto"/>
         <w:rPr>
           <w:rFonts w:hint="default" w:ascii="Arial" w:hAnsi="Arial" w:cs="Arial"/>
+          <w:sz w:val="20"/>
+          <w:szCs w:val="20"/>
           <w:lang w:val="en-US"/>
         </w:rPr>
       </w:pPr>
       <w:r>
         <w:rPr>
           <w:rFonts w:ascii="Arial Narrow" w:hAnsi="Arial Narrow" w:cs="Arial"/>
+          <w:sz w:val="20"/>
+          <w:szCs w:val="20"/>
         </w:rPr>
         <w:tab/>
       </w:r>
       <w:r>
         <w:rPr>
           <w:rFonts w:ascii="Arial Narrow" w:hAnsi="Arial Narrow" w:cs="Arial"/>
+          <w:sz w:val="20"/>
+          <w:szCs w:val="20"/>
         </w:rPr>
         <w:tab/>
       </w:r>
       <w:r>
         <w:rPr>
           <w:rFonts w:ascii="Arial Narrow" w:hAnsi="Arial Narrow" w:cs="Arial"/>
+          <w:sz w:val="20"/>
+          <w:szCs w:val="20"/>
         </w:rPr>
         <w:tab/>
       </w:r>
       <w:r>
         <w:rPr>
           <w:rFonts w:ascii="Arial Narrow" w:hAnsi="Arial Narrow" w:cs="Arial"/>
+          <w:sz w:val="20"/>
+          <w:szCs w:val="20"/>
         </w:rPr>
         <w:tab/>
       </w:r>
       <w:r>
         <w:rPr>
           <w:rFonts w:ascii="Arial Narrow" w:hAnsi="Arial Narrow" w:cs="Arial"/>
+          <w:sz w:val="20"/>
+          <w:szCs w:val="20"/>
         </w:rPr>
         <w:tab/>
       </w:r>
       <w:r>
         <w:rPr>
-          <w:rFonts w:ascii="Arial Narrow" w:hAnsi="Arial Narrow" w:cs="Arial"/>
+          <w:rFonts w:hint="default" w:ascii="Arial Narrow" w:hAnsi="Arial Narrow" w:cs="Arial"/>
+          <w:sz w:val="20"/>
+          <w:szCs w:val="20"/>
+          <w:lang w:val="en-US"/>
         </w:rPr>
         <w:tab/>
-      </w:r>
-      <w:r>
-        <w:rPr>
-          <w:rFonts w:ascii="Arial Narrow" w:hAnsi="Arial Narrow" w:cs="Arial"/>
+        <w:t/>
+      </w:r>
+      <w:r>
+        <w:rPr>
+          <w:rFonts w:hint="default" w:ascii="Arial Narrow" w:hAnsi="Arial Narrow" w:cs="Arial"/>
+          <w:sz w:val="20"/>
+          <w:szCs w:val="20"/>
+          <w:lang w:val="en-US"/>
         </w:rPr>
         <w:tab/>
-      </w:r>
-      <w:r>
-        <w:rPr>
-          <w:rFonts w:ascii="Arial Narrow" w:hAnsi="Arial Narrow" w:cs="Arial"/>
+        <w:t/>
+      </w:r>
+      <w:r>
+        <w:rPr>
+          <w:rFonts w:hint="default" w:ascii="Arial Narrow" w:hAnsi="Arial Narrow" w:cs="Arial"/>
+          <w:sz w:val="20"/>
+          <w:szCs w:val="20"/>
+          <w:lang w:val="en-US"/>
         </w:rPr>
         <w:tab/>
-      </w:r>
-      <w:r>
-        <w:rPr>
-          <w:rFonts w:ascii="Arial Narrow" w:hAnsi="Arial Narrow" w:cs="Arial"/>
-        </w:rPr>
-        <w:tab/>
-      </w:r>
-      <w:r>
-        <w:rPr>
-          <w:rFonts w:ascii="Arial Narrow" w:hAnsi="Arial Narrow" w:cs="Arial"/>
-        </w:rPr>
-        <w:t xml:space="preserve">   </w:t>
-      </w:r>
-      <w:r>
-        <w:rPr>
-          <w:rFonts w:hint="default" w:ascii="Arial Narrow" w:hAnsi="Arial Narrow" w:cs="Arial"/>
-          <w:lang w:val="en-US"/>
-        </w:rPr>
         <w:t>{</w:t>
       </w:r>
       <w:r>
         <w:rPr>
           <w:rFonts w:ascii="Arial" w:hAnsi="Arial" w:cs="Arial"/>
+          <w:sz w:val="20"/>
+          <w:szCs w:val="20"/>
         </w:rPr>
         <w:t>CHIEF</w:t>
       </w:r>
       <w:r>
         <w:rPr>
           <w:rFonts w:hint="default" w:ascii="Arial" w:hAnsi="Arial" w:cs="Arial"/>
+          <w:sz w:val="20"/>
+          <w:szCs w:val="20"/>
           <w:lang w:val="en-US"/>
         </w:rPr>
         <w:t>_POSITION}</w:t>
@@ -3648,6 +3644,8 @@
       <w:r>
         <w:rPr>
           <w:rFonts w:ascii="Arial Narrow" w:hAnsi="Arial Narrow" w:cs="Arial"/>
+          <w:sz w:val="21"/>
+          <w:szCs w:val="21"/>
         </w:rPr>
         <w:tab/>
       </w:r>
@@ -3655,12 +3653,16 @@
         <w:rPr>
           <w:rFonts w:ascii="Arial" w:hAnsi="Arial" w:cs="Arial"/>
           <w:b/>
+          <w:sz w:val="21"/>
+          <w:szCs w:val="21"/>
         </w:rPr>
         <w:t>APPROVED:</w:t>
       </w:r>
       <w:r>
         <w:rPr>
           <w:rFonts w:ascii="Arial" w:hAnsi="Arial" w:cs="Arial"/>
+          <w:sz w:val="21"/>
+          <w:szCs w:val="21"/>
         </w:rPr>
         <w:t xml:space="preserve"> </w:t>
       </w:r>
@@ -3690,6 +3692,8 @@
           <w:rFonts w:hint="default" w:ascii="Arial Narrow" w:hAnsi="Arial Narrow" w:cs="Arial"/>
           <w:b/>
           <w:bCs/>
+          <w:sz w:val="20"/>
+          <w:szCs w:val="20"/>
           <w:u w:val="single"/>
           <w:lang w:val="en-US"/>
         </w:rPr>
@@ -3697,82 +3701,88 @@
       <w:r>
         <w:rPr>
           <w:rFonts w:ascii="Arial Narrow" w:hAnsi="Arial Narrow" w:cs="Arial"/>
-        </w:rPr>
-        <w:tab/>
-      </w:r>
-      <w:r>
-        <w:rPr>
-          <w:rFonts w:ascii="Arial Narrow" w:hAnsi="Arial Narrow" w:cs="Arial"/>
-        </w:rPr>
-        <w:tab/>
-      </w:r>
-      <w:r>
-        <w:rPr>
-          <w:rFonts w:ascii="Arial Narrow" w:hAnsi="Arial Narrow" w:cs="Arial"/>
-        </w:rPr>
-        <w:tab/>
-      </w:r>
-      <w:r>
-        <w:rPr>
-          <w:rFonts w:ascii="Arial Narrow" w:hAnsi="Arial Narrow" w:cs="Arial"/>
-        </w:rPr>
-        <w:tab/>
-      </w:r>
-      <w:r>
-        <w:rPr>
-          <w:rFonts w:ascii="Arial Narrow" w:hAnsi="Arial Narrow" w:cs="Arial"/>
-        </w:rPr>
-        <w:tab/>
-      </w:r>
-      <w:r>
-        <w:rPr>
-          <w:rFonts w:ascii="Arial Narrow" w:hAnsi="Arial Narrow" w:cs="Arial"/>
-        </w:rPr>
-        <w:tab/>
-      </w:r>
-      <w:r>
-        <w:rPr>
-          <w:rFonts w:ascii="Arial Narrow" w:hAnsi="Arial Narrow" w:cs="Arial"/>
-        </w:rPr>
-        <w:tab/>
-      </w:r>
-      <w:r>
-        <w:rPr>
-          <w:rFonts w:ascii="Arial Narrow" w:hAnsi="Arial Narrow" w:cs="Arial"/>
-        </w:rPr>
-        <w:tab/>
-      </w:r>
-      <w:r>
-        <w:rPr>
-          <w:rFonts w:hint="default" w:ascii="Arial Narrow" w:hAnsi="Arial Narrow" w:cs="Arial"/>
-          <w:lang w:val="en-US"/>
-        </w:rPr>
-        <w:tab/>
-      </w:r>
-      <w:r>
-        <w:rPr>
-          <w:rFonts w:hint="default" w:ascii="Arial Narrow" w:hAnsi="Arial Narrow" w:cs="Arial"/>
-          <w:lang w:val="en-US"/>
-        </w:rPr>
-        <w:t xml:space="preserve">          </w:t>
-      </w:r>
-      <w:r>
-        <w:rPr>
-          <w:rFonts w:hint="default" w:ascii="Arial Narrow" w:hAnsi="Arial Narrow" w:cs="Arial"/>
-          <w:b/>
-          <w:bCs/>
-          <w:lang w:val="en-US"/>
-        </w:rPr>
-        <w:t xml:space="preserve"> {MARSHAL}</w:t>
-      </w:r>
-    </w:p>
-    <w:p>
-      <w:pPr>
-        <w:spacing w:after="0" w:line="240" w:lineRule="auto"/>
-        <w:rPr>
-          <w:rFonts w:ascii="Arial" w:hAnsi="Arial" w:cs="Arial"/>
           <w:sz w:val="20"/>
           <w:szCs w:val="20"/>
+        </w:rPr>
+        <w:tab/>
+      </w:r>
+      <w:r>
+        <w:rPr>
+          <w:rFonts w:ascii="Arial Narrow" w:hAnsi="Arial Narrow" w:cs="Arial"/>
+          <w:sz w:val="20"/>
+          <w:szCs w:val="20"/>
+        </w:rPr>
+        <w:tab/>
+      </w:r>
+      <w:r>
+        <w:rPr>
+          <w:rFonts w:ascii="Arial Narrow" w:hAnsi="Arial Narrow" w:cs="Arial"/>
+          <w:sz w:val="20"/>
+          <w:szCs w:val="20"/>
+        </w:rPr>
+        <w:tab/>
+      </w:r>
+      <w:r>
+        <w:rPr>
+          <w:rFonts w:ascii="Arial Narrow" w:hAnsi="Arial Narrow" w:cs="Arial"/>
+          <w:sz w:val="20"/>
+          <w:szCs w:val="20"/>
+        </w:rPr>
+        <w:tab/>
+      </w:r>
+      <w:r>
+        <w:rPr>
+          <w:rFonts w:ascii="Arial Narrow" w:hAnsi="Arial Narrow" w:cs="Arial"/>
+          <w:sz w:val="20"/>
+          <w:szCs w:val="20"/>
+        </w:rPr>
+        <w:tab/>
+      </w:r>
+      <w:r>
+        <w:rPr>
+          <w:rFonts w:ascii="Arial Narrow" w:hAnsi="Arial Narrow" w:cs="Arial"/>
+          <w:sz w:val="20"/>
+          <w:szCs w:val="20"/>
+        </w:rPr>
+        <w:tab/>
+      </w:r>
+      <w:r>
+        <w:rPr>
+          <w:rFonts w:ascii="Arial Narrow" w:hAnsi="Arial Narrow" w:cs="Arial"/>
+          <w:sz w:val="20"/>
+          <w:szCs w:val="20"/>
+        </w:rPr>
+        <w:tab/>
+      </w:r>
+      <w:r>
+        <w:rPr>
+          <w:rFonts w:hint="default" w:ascii="Arial Narrow" w:hAnsi="Arial Narrow" w:cs="Arial"/>
+          <w:sz w:val="20"/>
+          <w:szCs w:val="20"/>
+          <w:lang w:val="en-US"/>
+        </w:rPr>
+        <w:tab/>
+      </w:r>
+      <w:r>
+        <w:rPr>
+          <w:rFonts w:hint="default" w:ascii="Arial Narrow" w:hAnsi="Arial Narrow" w:cs="Arial"/>
+          <w:b/>
+          <w:bCs/>
+          <w:sz w:val="20"/>
+          <w:szCs w:val="20"/>
+          <w:lang w:val="en-US"/>
+        </w:rPr>
+        <w:t xml:space="preserve">  {MARSHAL}</w:t>
+      </w:r>
+    </w:p>
+    <w:p>
+      <w:pPr>
+        <w:spacing w:after="0" w:line="240" w:lineRule="auto"/>
+        <w:rPr>
+          <w:rFonts w:hint="default" w:ascii="Arial" w:hAnsi="Arial" w:cs="Arial"/>
+          <w:sz w:val="20"/>
+          <w:szCs w:val="20"/>
+          <w:lang w:val="en-US"/>
         </w:rPr>
       </w:pPr>
       <w:r>
@@ -3844,27 +3854,21 @@
       <w:r>
         <w:rPr>
           <w:rFonts w:ascii="Arial Narrow" w:hAnsi="Arial Narrow" w:cs="Arial"/>
-        </w:rPr>
-        <w:t xml:space="preserve">                                                                                                                      </w:t>
-      </w:r>
-      <w:r>
-        <w:rPr>
-          <w:rFonts w:ascii="Arial" w:hAnsi="Arial" w:cs="Arial"/>
           <w:sz w:val="20"/>
           <w:szCs w:val="20"/>
         </w:rPr>
-        <w:t>CITY/MUNICIPAL FIRE MARSHAL</w:t>
-      </w:r>
-    </w:p>
-    <w:p>
-      <w:pPr>
-        <w:spacing w:after="0" w:line="240" w:lineRule="auto"/>
-        <w:rPr>
-          <w:rFonts w:ascii="Arial" w:hAnsi="Arial" w:cs="Arial"/>
+        <w:t xml:space="preserve">                                                                                                                     </w:t>
+      </w:r>
+      <w:r>
+        <w:rPr>
+          <w:rFonts w:hint="default" w:ascii="Arial Narrow" w:hAnsi="Arial Narrow" w:cs="Arial"/>
           <w:sz w:val="20"/>
           <w:szCs w:val="20"/>
-        </w:rPr>
-      </w:pPr>
+          <w:lang w:val="en-US"/>
+        </w:rPr>
+        <w:tab/>
+        <w:t xml:space="preserve">  {MARSHAL_POSITION}</w:t>
+      </w:r>
     </w:p>
     <w:p>
       <w:pPr>
@@ -3873,17 +3877,30 @@
         <w:rPr>
           <w:rFonts w:ascii="Arial" w:hAnsi="Arial" w:cs="Arial"/>
           <w:b/>
-          <w:sz w:val="16"/>
-          <w:szCs w:val="16"/>
-        </w:rPr>
-      </w:pPr>
-      <w:r>
-        <w:rPr>
-          <w:rFonts w:ascii="Arial" w:hAnsi="Arial" w:cs="Arial"/>
-          <w:b/>
           <w:i/>
-          <w:sz w:val="16"/>
-          <w:szCs w:val="16"/>
+          <w:sz w:val="15"/>
+          <w:szCs w:val="15"/>
+        </w:rPr>
+      </w:pPr>
+    </w:p>
+    <w:p>
+      <w:pPr>
+        <w:spacing w:after="0"/>
+        <w:jc w:val="center"/>
+        <w:rPr>
+          <w:rFonts w:ascii="Arial" w:hAnsi="Arial" w:cs="Arial"/>
+          <w:b/>
+          <w:sz w:val="15"/>
+          <w:szCs w:val="15"/>
+        </w:rPr>
+      </w:pPr>
+      <w:r>
+        <w:rPr>
+          <w:rFonts w:ascii="Arial" w:hAnsi="Arial" w:cs="Arial"/>
+          <w:b/>
+          <w:i/>
+          <w:sz w:val="15"/>
+          <w:szCs w:val="15"/>
         </w:rPr>
         <w:t>NOTE: “This Clearance is accompanied with AFTER INSPECTION REPORT CHECKLIST FOR CONVEYANCE and does not take the place of any license required by law and is not transferable.”</w:t>
       </w:r>
@@ -3897,8 +3914,8 @@
           <w:b/>
           <w:caps/>
           <w:color w:val="FF0000"/>
-          <w:sz w:val="10"/>
-          <w:szCs w:val="10"/>
+          <w:sz w:val="8"/>
+          <w:szCs w:val="8"/>
         </w:rPr>
       </w:pPr>
     </w:p>
@@ -3910,8 +3927,8 @@
           <w:rFonts w:ascii="Arial Narrow" w:hAnsi="Arial Narrow" w:cs="Arial"/>
           <w:b/>
           <w:color w:val="FF0000"/>
-          <w:sz w:val="16"/>
-          <w:szCs w:val="16"/>
+          <w:sz w:val="15"/>
+          <w:szCs w:val="15"/>
         </w:rPr>
       </w:pPr>
       <w:r>
@@ -3919,8 +3936,8 @@
           <w:rFonts w:ascii="Arial Narrow" w:hAnsi="Arial Narrow" w:cs="Arial"/>
           <w:b/>
           <w:color w:val="FF0000"/>
-          <w:sz w:val="16"/>
-          <w:szCs w:val="16"/>
+          <w:sz w:val="15"/>
+          <w:szCs w:val="15"/>
         </w:rPr>
         <w:t>PAALALA: “MAHIGPIT NA IPINAGBABAWAL NG PAMUNUAN NG BUREAU OF FIRE PROTECTION SA MGA KAWANI NITO ANG MAGBENTA O</w:t>
       </w:r>
@@ -3933,8 +3950,8 @@
           <w:rFonts w:ascii="Arial Narrow" w:hAnsi="Arial Narrow" w:cs="Arial"/>
           <w:b/>
           <w:color w:val="FF0000"/>
-          <w:sz w:val="16"/>
-          <w:szCs w:val="16"/>
+          <w:sz w:val="15"/>
+          <w:szCs w:val="15"/>
         </w:rPr>
       </w:pPr>
       <w:r>
@@ -3942,8 +3959,8 @@
           <w:rFonts w:ascii="Arial Narrow" w:hAnsi="Arial Narrow" w:cs="Arial"/>
           <w:b/>
           <w:color w:val="FF0000"/>
-          <w:sz w:val="16"/>
-          <w:szCs w:val="16"/>
+          <w:sz w:val="15"/>
+          <w:szCs w:val="15"/>
         </w:rPr>
         <w:t>MAGREKOMENDA NG ANUMANG BRAND NG FIRE EXTINGUISHER”</w:t>
       </w:r>
@@ -3956,13 +3973,15 @@
           <w:rFonts w:ascii="Arial" w:hAnsi="Arial" w:cs="Arial"/>
           <w:b/>
           <w:color w:val="10253F" w:themeColor="text2" w:themeShade="80"/>
-          <w:sz w:val="32"/>
-          <w:szCs w:val="32"/>
-        </w:rPr>
-      </w:pPr>
-      <w:r>
-        <w:rPr>
-          <w:rFonts w:ascii="Arial Narrow" w:hAnsi="Arial Narrow" w:cs="Arial"/>
+          <w:sz w:val="28"/>
+          <w:szCs w:val="28"/>
+        </w:rPr>
+      </w:pPr>
+      <w:r>
+        <w:rPr>
+          <w:rFonts w:ascii="Arial Narrow" w:hAnsi="Arial Narrow" w:cs="Arial"/>
+          <w:sz w:val="21"/>
+          <w:szCs w:val="21"/>
         </w:rPr>
         <mc:AlternateContent>
           <mc:Choice Requires="wps">
@@ -3973,7 +3992,7 @@
                   <wp:posOffset>-320040</wp:posOffset>
                 </wp:positionH>
                 <wp:positionV relativeFrom="paragraph">
-                  <wp:posOffset>247650</wp:posOffset>
+                  <wp:posOffset>190500</wp:posOffset>
                 </wp:positionV>
                 <wp:extent cx="6606540" cy="762000"/>
                 <wp:effectExtent l="0" t="0" r="22860" b="19050"/>
@@ -4203,7 +4222,7 @@
           </mc:Choice>
           <mc:Fallback>
             <w:pict>
-              <v:shape id="Text Box 2" o:spid="_x0000_s1026" o:spt="202" type="#_x0000_t202" style="position:absolute;left:0pt;margin-left:-25.2pt;margin-top:19.5pt;height:60pt;width:520.2pt;z-index:251665408;mso-width-relative:page;mso-height-relative:page;" fillcolor="#FFFFFF" filled="t" stroked="t" coordsize="21600,21600" o:gfxdata="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">
+              <v:shape id="Text Box 2" o:spid="_x0000_s1026" o:spt="202" type="#_x0000_t202" style="position:absolute;left:0pt;margin-left:-25.2pt;margin-top:15pt;height:60pt;width:520.2pt;z-index:251665408;mso-width-relative:page;mso-height-relative:page;" fillcolor="#FFFFFF" filled="t" stroked="t" coordsize="21600,21600" o:gfxdata="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">
                 <v:fill on="t" focussize="0,0"/>
                 <v:stroke color="#000000" miterlimit="8" joinstyle="miter"/>
                 <v:imagedata o:title=""/>
@@ -4406,8 +4425,8 @@
           <w:rFonts w:ascii="Arial" w:hAnsi="Arial" w:cs="Arial"/>
           <w:b/>
           <w:color w:val="10253F" w:themeColor="text2" w:themeShade="80"/>
-          <w:sz w:val="32"/>
-          <w:szCs w:val="32"/>
+          <w:sz w:val="28"/>
+          <w:szCs w:val="28"/>
         </w:rPr>
         <w:t>“FIRE SAFETY IS OUR MAIN CONCERN”</w:t>
       </w:r>
@@ -4638,7 +4657,7 @@
     <w:p>
       <w:pPr>
         <w:spacing w:after="0"/>
-        <w:ind w:right="-1080" w:hanging="810"/>
+        <w:ind w:right="-1080"/>
         <w:rPr>
           <w:rFonts w:ascii="Arial" w:hAnsi="Arial" w:cs="Arial"/>
           <w:b/>

--- a/templates/FSED-Fire-Safety.docx
+++ b/templates/FSED-Fire-Safety.docx
@@ -16,19 +16,6 @@
           <w:i/>
           <w:sz w:val="24"/>
           <w:szCs w:val="24"/>
-        </w:rPr>
-      </w:pPr>
-    </w:p>
-    <w:p>
-      <w:pPr>
-        <w:tabs>
-          <w:tab w:val="left" w:pos="225"/>
-          <w:tab w:val="center" w:pos="4680"/>
-          <w:tab w:val="left" w:pos="9360"/>
-        </w:tabs>
-        <w:spacing w:after="0"/>
-        <w:rPr>
-          <w:rFonts w:ascii="Arial" w:hAnsi="Arial" w:cs="Arial"/>
         </w:rPr>
       </w:pPr>
       <w:r>
@@ -44,10 +31,10 @@
                   <wp:posOffset>-400050</wp:posOffset>
                 </wp:positionH>
                 <wp:positionV relativeFrom="paragraph">
-                  <wp:posOffset>92710</wp:posOffset>
+                  <wp:posOffset>53975</wp:posOffset>
                 </wp:positionV>
-                <wp:extent cx="6753225" cy="11087100"/>
-                <wp:effectExtent l="19050" t="19050" r="47625" b="38100"/>
+                <wp:extent cx="6753225" cy="11129010"/>
+                <wp:effectExtent l="28575" t="28575" r="38100" b="43815"/>
                 <wp:wrapNone/>
                 <wp:docPr id="12" name="Rectangle 25"/>
                 <wp:cNvGraphicFramePr/>
@@ -60,7 +47,7 @@
                       <wps:spPr bwMode="auto">
                         <a:xfrm>
                           <a:off x="0" y="0"/>
-                          <a:ext cx="6753225" cy="11087100"/>
+                          <a:ext cx="6753225" cy="11129010"/>
                         </a:xfrm>
                         <a:prstGeom prst="rect">
                           <a:avLst/>
@@ -84,7 +71,7 @@
           </mc:Choice>
           <mc:Fallback>
             <w:pict>
-              <v:rect id="Rectangle 25" o:spid="_x0000_s1026" o:spt="1" style="position:absolute;left:0pt;margin-left:-31.5pt;margin-top:7.3pt;height:873pt;width:531.75pt;z-index:251661312;mso-width-relative:page;mso-height-relative:page;" filled="f" stroked="t" coordsize="21600,21600" o:gfxdata="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">
+              <v:rect id="Rectangle 25" o:spid="_x0000_s1026" o:spt="1" style="position:absolute;left:0pt;margin-left:-31.5pt;margin-top:4.25pt;height:876.3pt;width:531.75pt;z-index:251661312;mso-width-relative:page;mso-height-relative:page;" filled="f" stroked="t" coordsize="21600,21600" o:gfxdata="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">
                 <v:fill on="f" focussize="0,0"/>
                 <v:stroke weight="4.5pt" color="#000000" linestyle="thickThin" miterlimit="8" joinstyle="miter"/>
                 <v:imagedata o:title=""/>
@@ -94,6 +81,19 @@
           </mc:Fallback>
         </mc:AlternateContent>
       </w:r>
+    </w:p>
+    <w:p>
+      <w:pPr>
+        <w:tabs>
+          <w:tab w:val="left" w:pos="225"/>
+          <w:tab w:val="center" w:pos="4680"/>
+          <w:tab w:val="left" w:pos="9360"/>
+        </w:tabs>
+        <w:spacing w:after="0"/>
+        <w:rPr>
+          <w:rFonts w:ascii="Arial" w:hAnsi="Arial" w:cs="Arial"/>
+        </w:rPr>
+      </w:pPr>
       <w:r>
         <w:rPr>
           <w:rFonts w:ascii="Arial" w:hAnsi="Arial" w:cs="Arial"/>
@@ -102,17 +102,8 @@
           <w:sz w:val="24"/>
           <w:szCs w:val="24"/>
         </w:rPr>
-        <w:t xml:space="preserve">                                                                                                             </w:t>
-      </w:r>
-    </w:p>
-    <w:p>
-      <w:pPr>
-        <w:spacing w:after="0"/>
-        <w:jc w:val="center"/>
-        <w:rPr>
-          <w:rFonts w:ascii="Arial" w:hAnsi="Arial" w:cs="Arial"/>
-        </w:rPr>
-      </w:pPr>
+        <w:t xml:space="preserve">                                   </w:t>
+      </w:r>
       <w:r>
         <w:rPr>
           <w:rFonts w:ascii="Arial" w:hAnsi="Arial"/>
@@ -124,8 +115,8 @@
             <w:drawing>
               <wp:inline distT="0" distB="0" distL="0" distR="0">
                 <wp:extent cx="2942590" cy="944880"/>
-                <wp:effectExtent l="0" t="0" r="0" b="7620"/>
-                <wp:docPr id="13" name="Group 13"/>
+                <wp:effectExtent l="0" t="0" r="10160" b="7620"/>
+                <wp:docPr id="59" name="Group 59"/>
                 <wp:cNvGraphicFramePr/>
                 <a:graphic xmlns:a="http://schemas.openxmlformats.org/drawingml/2006/main">
                   <a:graphicData uri="http://schemas.microsoft.com/office/word/2010/wordprocessingGroup">
@@ -140,7 +131,7 @@
                         </a:xfrm>
                       </wpg:grpSpPr>
                       <wpg:grpSp>
-                        <wpg:cNvPr id="14" name="Group 20"/>
+                        <wpg:cNvPr id="60" name="Group 20"/>
                         <wpg:cNvGrpSpPr/>
                         <wpg:grpSpPr>
                           <a:xfrm>
@@ -215,7 +206,7 @@
                       </wpg:grpSp>
                       <pic:pic xmlns:pic="http://schemas.openxmlformats.org/drawingml/2006/picture">
                         <pic:nvPicPr>
-                          <pic:cNvPr id="17" name="Picture 10"/>
+                          <pic:cNvPr id="24" name="Picture 10"/>
                           <pic:cNvPicPr/>
                         </pic:nvPicPr>
                         <pic:blipFill>
@@ -249,9 +240,9 @@
           </mc:Choice>
           <mc:Fallback>
             <w:pict>
-              <v:group id="_x0000_s1026" o:spid="_x0000_s1026" o:spt="203" style="height:74.4pt;width:231.7pt;" coordsize="2942655,944880" o:gfxdata="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">
+              <v:group id="_x0000_s1026" o:spid="_x0000_s1026" o:spt="203" style="height:74.4pt;width:231.7pt;" coordsize="2942655,944880" o:gfxdata="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">
                 <o:lock v:ext="edit" aspectratio="f"/>
-                <v:group id="Group 20" o:spid="_x0000_s1026" o:spt="203" style="position:absolute;left:0;top:0;height:943893;width:2942655;" coordorigin="3392,-404" coordsize="5062,1806" o:gfxdata="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">
+                <v:group id="Group 20" o:spid="_x0000_s1026" o:spt="203" style="position:absolute;left:0;top:0;height:943893;width:2942655;" coordorigin="3392,-404" coordsize="5062,1806" o:gfxdata="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">
                   <o:lock v:ext="edit" aspectratio="f"/>
                   <v:shape id="Picture 20" o:spid="_x0000_s1026" o:spt="75" alt="dilg new logo.png" type="#_x0000_t75" style="position:absolute;left:3392;top:-404;height:1750;width:1573;" filled="f" o:preferrelative="f" stroked="f" coordsize="21600,21600" o:gfxdata="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">
                     <v:fill on="f" focussize="0,0"/>
@@ -266,7 +257,7 @@
                     <o:lock v:ext="edit" aspectratio="f"/>
                   </v:shape>
                 </v:group>
-                <v:shape id="Picture 10" o:spid="_x0000_s1026" o:spt="75" type="#_x0000_t75" style="position:absolute;left:998220;top:30480;height:914400;width:914400;" filled="f" o:preferrelative="t" stroked="f" coordsize="21600,21600" o:gfxdata="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">
+                <v:shape id="Picture 10" o:spid="_x0000_s1026" o:spt="75" type="#_x0000_t75" style="position:absolute;left:998220;top:30480;height:914400;width:914400;" filled="f" o:preferrelative="t" stroked="f" coordsize="21600,21600" o:gfxdata="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">
                   <v:fill on="f" focussize="0,0"/>
                   <v:stroke on="f"/>
                   <v:imagedata r:id="rId8" o:title=""/>
@@ -279,6 +270,16 @@
           </mc:Fallback>
         </mc:AlternateContent>
       </w:r>
+      <w:r>
+        <w:rPr>
+          <w:rFonts w:ascii="Arial" w:hAnsi="Arial" w:cs="Arial"/>
+          <w:b/>
+          <w:i/>
+          <w:sz w:val="24"/>
+          <w:szCs w:val="24"/>
+        </w:rPr>
+        <w:t xml:space="preserve">                                                                          </w:t>
+      </w:r>
     </w:p>
     <w:p>
       <w:pPr>
@@ -286,14 +287,10 @@
         <w:jc w:val="center"/>
         <w:rPr>
           <w:rFonts w:ascii="Arial" w:hAnsi="Arial" w:cs="Arial"/>
-        </w:rPr>
-      </w:pPr>
-      <w:r>
-        <w:rPr>
-          <w:rFonts w:ascii="Arial" w:hAnsi="Arial" w:cs="Arial"/>
-        </w:rPr>
-        <w:t>Republic of the Philippines</w:t>
-      </w:r>
+          <w:sz w:val="21"/>
+          <w:szCs w:val="21"/>
+        </w:rPr>
+      </w:pPr>
     </w:p>
     <w:p>
       <w:pPr>
@@ -301,7 +298,6 @@
         <w:jc w:val="center"/>
         <w:rPr>
           <w:rFonts w:ascii="Arial" w:hAnsi="Arial" w:cs="Arial"/>
-          <w:b/>
           <w:sz w:val="21"/>
           <w:szCs w:val="21"/>
         </w:rPr>
@@ -309,12 +305,13 @@
       <w:r>
         <w:rPr>
           <w:rFonts w:ascii="Arial" w:hAnsi="Arial" w:cs="Arial"/>
-          <w:b/>
           <w:sz w:val="21"/>
           <w:szCs w:val="21"/>
         </w:rPr>
-        <w:t>Department of the Interior and Local Government</w:t>
-      </w:r>
+        <w:t>Republic of the Philippines</w:t>
+      </w:r>
+      <w:bookmarkStart w:id="0" w:name="_GoBack"/>
+      <w:bookmarkEnd w:id="0"/>
     </w:p>
     <w:p>
       <w:pPr>
@@ -323,108 +320,131 @@
         <w:rPr>
           <w:rFonts w:ascii="Arial" w:hAnsi="Arial" w:cs="Arial"/>
           <w:b/>
+          <w:sz w:val="20"/>
+          <w:szCs w:val="20"/>
+        </w:rPr>
+      </w:pPr>
+      <w:r>
+        <w:rPr>
+          <w:rFonts w:ascii="Arial" w:hAnsi="Arial" w:cs="Arial"/>
+          <w:b/>
+          <w:sz w:val="20"/>
+          <w:szCs w:val="20"/>
+        </w:rPr>
+        <w:t>Department of the Interior and Local Government</w:t>
+      </w:r>
+    </w:p>
+    <w:p>
+      <w:pPr>
+        <w:spacing w:after="0"/>
+        <w:jc w:val="center"/>
+        <w:rPr>
+          <w:rFonts w:ascii="Arial" w:hAnsi="Arial" w:cs="Arial"/>
+          <w:b/>
+          <w:sz w:val="21"/>
+          <w:szCs w:val="21"/>
+        </w:rPr>
+      </w:pPr>
+      <w:r>
+        <w:rPr>
+          <w:rFonts w:ascii="Arial" w:hAnsi="Arial" w:cs="Arial"/>
+          <w:b/>
+          <w:sz w:val="21"/>
+          <w:szCs w:val="21"/>
+        </w:rPr>
+        <w:t>BUREAU OF FIRE PROTECTION</w:t>
+      </w:r>
+    </w:p>
+    <w:p>
+      <w:pPr>
+        <w:spacing w:after="0"/>
+        <w:jc w:val="center"/>
+        <w:rPr>
+          <w:rFonts w:ascii="Arial" w:hAnsi="Arial" w:cs="Arial"/>
+          <w:sz w:val="20"/>
+          <w:szCs w:val="20"/>
+        </w:rPr>
+      </w:pPr>
+      <w:r>
+        <w:rPr>
+          <w:rFonts w:ascii="Arial" w:hAnsi="Arial" w:cs="Arial"/>
+          <w:sz w:val="20"/>
+          <w:szCs w:val="20"/>
+        </w:rPr>
+        <w:t>Region 10</w:t>
+      </w:r>
+    </w:p>
+    <w:p>
+      <w:pPr>
+        <w:spacing w:after="0"/>
+        <w:jc w:val="center"/>
+        <w:rPr>
+          <w:rFonts w:ascii="Arial" w:hAnsi="Arial" w:cs="Arial"/>
+          <w:b/>
+          <w:sz w:val="20"/>
+          <w:szCs w:val="20"/>
+        </w:rPr>
+      </w:pPr>
+      <w:r>
+        <w:rPr>
+          <w:rFonts w:ascii="Arial" w:hAnsi="Arial" w:cs="Arial"/>
+          <w:b/>
+          <w:sz w:val="20"/>
+          <w:szCs w:val="20"/>
+        </w:rPr>
+        <w:t>CAGAYAN DE ORO CITY FIRE DISTRICT</w:t>
+      </w:r>
+    </w:p>
+    <w:p>
+      <w:pPr>
+        <w:spacing w:after="0"/>
+        <w:jc w:val="center"/>
+        <w:rPr>
+          <w:rFonts w:ascii="Arial" w:hAnsi="Arial" w:cs="Arial"/>
+          <w:sz w:val="20"/>
+          <w:szCs w:val="20"/>
+        </w:rPr>
+      </w:pPr>
+      <w:r>
+        <w:rPr>
+          <w:rFonts w:ascii="Arial" w:hAnsi="Arial" w:cs="Arial"/>
+          <w:sz w:val="20"/>
+          <w:szCs w:val="20"/>
+        </w:rPr>
+        <w:t>Capt. Vicente Roa St., Cagayan de Oro City</w:t>
+      </w:r>
+      <w:r>
+        <w:rPr>
+          <w:rFonts w:ascii="Arial" w:hAnsi="Arial" w:cs="Arial"/>
+          <w:sz w:val="20"/>
+          <w:szCs w:val="20"/>
+        </w:rPr>
+        <w:br w:type="textWrapping"/>
+      </w:r>
+      <w:r>
+        <w:rPr>
+          <w:rFonts w:ascii="Arial" w:hAnsi="Arial" w:cs="Arial"/>
+          <w:sz w:val="20"/>
+          <w:szCs w:val="20"/>
+        </w:rPr>
+        <w:t>Email Add: cru.odfdcofdbfp10@gmail.com</w:t>
+      </w:r>
+    </w:p>
+    <w:p>
+      <w:pPr>
+        <w:spacing w:after="0"/>
+        <w:jc w:val="both"/>
+        <w:rPr>
+          <w:rFonts w:ascii="Arial" w:hAnsi="Arial" w:cs="Arial"/>
+          <w:sz w:val="21"/>
+          <w:szCs w:val="21"/>
+        </w:rPr>
+      </w:pPr>
+      <w:r>
+        <w:rPr>
+          <w:rFonts w:ascii="Times New Roman" w:hAnsi="Times New Roman" w:cs="Times New Roman"/>
           <w:sz w:val="22"/>
           <w:szCs w:val="22"/>
-        </w:rPr>
-      </w:pPr>
-      <w:r>
-        <w:rPr>
-          <w:rFonts w:ascii="Arial" w:hAnsi="Arial" w:cs="Arial"/>
-          <w:b/>
-          <w:sz w:val="22"/>
-          <w:szCs w:val="22"/>
-        </w:rPr>
-        <w:t>BUREAU OF FIRE PROTECTION</w:t>
-      </w:r>
-    </w:p>
-    <w:p>
-      <w:pPr>
-        <w:spacing w:after="0"/>
-        <w:jc w:val="center"/>
-        <w:rPr>
-          <w:rFonts w:ascii="Arial" w:hAnsi="Arial" w:cs="Arial"/>
-          <w:sz w:val="21"/>
-          <w:szCs w:val="21"/>
-        </w:rPr>
-      </w:pPr>
-      <w:r>
-        <w:rPr>
-          <w:rFonts w:ascii="Arial" w:hAnsi="Arial" w:cs="Arial"/>
-          <w:sz w:val="21"/>
-          <w:szCs w:val="21"/>
-        </w:rPr>
-        <w:t>Region 10</w:t>
-      </w:r>
-    </w:p>
-    <w:p>
-      <w:pPr>
-        <w:spacing w:after="0"/>
-        <w:jc w:val="center"/>
-        <w:rPr>
-          <w:rFonts w:ascii="Arial" w:hAnsi="Arial" w:cs="Arial"/>
-          <w:b/>
-          <w:sz w:val="21"/>
-          <w:szCs w:val="21"/>
-        </w:rPr>
-      </w:pPr>
-      <w:r>
-        <w:rPr>
-          <w:rFonts w:ascii="Arial" w:hAnsi="Arial" w:cs="Arial"/>
-          <w:b/>
-          <w:sz w:val="21"/>
-          <w:szCs w:val="21"/>
-        </w:rPr>
-        <w:t>CAGAYAN DE ORO CITY FIRE DISTRICT</w:t>
-      </w:r>
-    </w:p>
-    <w:p>
-      <w:pPr>
-        <w:spacing w:after="0"/>
-        <w:jc w:val="center"/>
-        <w:rPr>
-          <w:rFonts w:ascii="Arial" w:hAnsi="Arial" w:cs="Arial"/>
-          <w:sz w:val="21"/>
-          <w:szCs w:val="21"/>
-        </w:rPr>
-      </w:pPr>
-      <w:r>
-        <w:rPr>
-          <w:rFonts w:ascii="Arial" w:hAnsi="Arial" w:cs="Arial"/>
-          <w:sz w:val="21"/>
-          <w:szCs w:val="21"/>
-        </w:rPr>
-        <w:t>Capt. Vicente Roa St., Cagayan de Oro City</w:t>
-      </w:r>
-      <w:r>
-        <w:rPr>
-          <w:rFonts w:ascii="Arial" w:hAnsi="Arial" w:cs="Arial"/>
-          <w:sz w:val="21"/>
-          <w:szCs w:val="21"/>
-        </w:rPr>
-        <w:br w:type="textWrapping"/>
-      </w:r>
-      <w:r>
-        <w:rPr>
-          <w:rFonts w:ascii="Arial" w:hAnsi="Arial" w:cs="Arial"/>
-          <w:sz w:val="21"/>
-          <w:szCs w:val="21"/>
-        </w:rPr>
-        <w:t>Email Add: cru.odfdcofdbfp10@gmail.com</w:t>
-      </w:r>
-    </w:p>
-    <w:p>
-      <w:pPr>
-        <w:spacing w:after="0"/>
-        <w:jc w:val="both"/>
-        <w:rPr>
-          <w:rFonts w:ascii="Arial" w:hAnsi="Arial" w:cs="Arial"/>
-        </w:rPr>
-      </w:pPr>
-      <w:r>
-        <w:rPr>
-          <w:rFonts w:ascii="Times New Roman" w:hAnsi="Times New Roman" w:cs="Times New Roman"/>
-          <w:sz w:val="24"/>
-          <w:szCs w:val="24"/>
         </w:rPr>
         <mc:AlternateContent>
           <mc:Choice Requires="wps">
@@ -1976,12 +1996,6 @@
             <w:insideH w:val="none" w:color="auto" w:sz="0" w:space="0"/>
             <w:insideV w:val="none" w:color="auto" w:sz="0" w:space="0"/>
           </w:tblBorders>
-          <w:tblCellMar>
-            <w:top w:w="0" w:type="dxa"/>
-            <w:left w:w="108" w:type="dxa"/>
-            <w:bottom w:w="0" w:type="dxa"/>
-            <w:right w:w="108" w:type="dxa"/>
-          </w:tblCellMar>
         </w:tblPrEx>
         <w:trPr>
           <w:trHeight w:val="298" w:hRule="atLeast"/>
@@ -3274,8 +3288,6 @@
         </w:rPr>
         <w:t>RECOMMEND APPROVAL:</w:t>
       </w:r>
-      <w:bookmarkStart w:id="0" w:name="_GoBack"/>
-      <w:bookmarkEnd w:id="0"/>
     </w:p>
     <w:p>
       <w:pPr>
@@ -3542,7 +3554,6 @@
           <w:lang w:val="en-US"/>
         </w:rPr>
         <w:tab/>
-        <w:t/>
       </w:r>
       <w:r>
         <w:rPr>
@@ -3552,7 +3563,6 @@
           <w:lang w:val="en-US"/>
         </w:rPr>
         <w:tab/>
-        <w:t/>
       </w:r>
       <w:r>
         <w:rPr>
@@ -3562,7 +3572,15 @@
           <w:lang w:val="en-US"/>
         </w:rPr>
         <w:tab/>
-        <w:t>{</w:t>
+      </w:r>
+      <w:r>
+        <w:rPr>
+          <w:rFonts w:hint="default" w:ascii="Arial Narrow" w:hAnsi="Arial Narrow" w:cs="Arial"/>
+          <w:sz w:val="20"/>
+          <w:szCs w:val="20"/>
+          <w:lang w:val="en-US"/>
+        </w:rPr>
+        <w:t xml:space="preserve">            {</w:t>
       </w:r>
       <w:r>
         <w:rPr>
@@ -3867,7 +3885,15 @@
           <w:lang w:val="en-US"/>
         </w:rPr>
         <w:tab/>
-        <w:t xml:space="preserve">  {MARSHAL_POSITION}</w:t>
+      </w:r>
+      <w:r>
+        <w:rPr>
+          <w:rFonts w:hint="default" w:ascii="Arial Narrow" w:hAnsi="Arial Narrow" w:cs="Arial"/>
+          <w:sz w:val="20"/>
+          <w:szCs w:val="20"/>
+          <w:lang w:val="en-US"/>
+        </w:rPr>
+        <w:t xml:space="preserve">             {MARSHAL_POSITION}</w:t>
       </w:r>
     </w:p>
     <w:p>
@@ -3973,15 +3999,15 @@
           <w:rFonts w:ascii="Arial" w:hAnsi="Arial" w:cs="Arial"/>
           <w:b/>
           <w:color w:val="10253F" w:themeColor="text2" w:themeShade="80"/>
-          <w:sz w:val="28"/>
-          <w:szCs w:val="28"/>
-        </w:rPr>
-      </w:pPr>
-      <w:r>
-        <w:rPr>
-          <w:rFonts w:ascii="Arial Narrow" w:hAnsi="Arial Narrow" w:cs="Arial"/>
-          <w:sz w:val="21"/>
-          <w:szCs w:val="21"/>
+          <w:sz w:val="24"/>
+          <w:szCs w:val="24"/>
+        </w:rPr>
+      </w:pPr>
+      <w:r>
+        <w:rPr>
+          <w:rFonts w:ascii="Arial Narrow" w:hAnsi="Arial Narrow" w:cs="Arial"/>
+          <w:sz w:val="20"/>
+          <w:szCs w:val="20"/>
         </w:rPr>
         <mc:AlternateContent>
           <mc:Choice Requires="wps">
@@ -3992,7 +4018,7 @@
                   <wp:posOffset>-320040</wp:posOffset>
                 </wp:positionH>
                 <wp:positionV relativeFrom="paragraph">
-                  <wp:posOffset>190500</wp:posOffset>
+                  <wp:posOffset>161925</wp:posOffset>
                 </wp:positionV>
                 <wp:extent cx="6606540" cy="762000"/>
                 <wp:effectExtent l="0" t="0" r="22860" b="19050"/>
@@ -4222,7 +4248,7 @@
           </mc:Choice>
           <mc:Fallback>
             <w:pict>
-              <v:shape id="Text Box 2" o:spid="_x0000_s1026" o:spt="202" type="#_x0000_t202" style="position:absolute;left:0pt;margin-left:-25.2pt;margin-top:15pt;height:60pt;width:520.2pt;z-index:251665408;mso-width-relative:page;mso-height-relative:page;" fillcolor="#FFFFFF" filled="t" stroked="t" coordsize="21600,21600" o:gfxdata="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">
+              <v:shape id="Text Box 2" o:spid="_x0000_s1026" o:spt="202" type="#_x0000_t202" style="position:absolute;left:0pt;margin-left:-25.2pt;margin-top:12.75pt;height:60pt;width:520.2pt;z-index:251665408;mso-width-relative:page;mso-height-relative:page;" fillcolor="#FFFFFF" filled="t" stroked="t" coordsize="21600,21600" o:gfxdata="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">
                 <v:fill on="t" focussize="0,0"/>
                 <v:stroke color="#000000" miterlimit="8" joinstyle="miter"/>
                 <v:imagedata o:title=""/>
@@ -4425,8 +4451,8 @@
           <w:rFonts w:ascii="Arial" w:hAnsi="Arial" w:cs="Arial"/>
           <w:b/>
           <w:color w:val="10253F" w:themeColor="text2" w:themeShade="80"/>
-          <w:sz w:val="28"/>
-          <w:szCs w:val="28"/>
+          <w:sz w:val="24"/>
+          <w:szCs w:val="24"/>
         </w:rPr>
         <w:t>“FIRE SAFETY IS OUR MAIN CONCERN”</w:t>
       </w:r>
@@ -4609,10 +4635,11 @@
         <w:spacing w:after="0" w:line="240" w:lineRule="auto"/>
         <w:textAlignment w:val="baseline"/>
         <w:rPr>
-          <w:rFonts w:ascii="Arial Narrow" w:hAnsi="Arial Narrow" w:eastAsia="Tahoma"/>
-          <w:b/>
-          <w:sz w:val="12"/>
-          <w:szCs w:val="12"/>
+          <w:rFonts w:hint="default" w:ascii="Arial" w:hAnsi="Arial" w:cs="Arial"/>
+          <w:b/>
+          <w:sz w:val="20"/>
+          <w:szCs w:val="20"/>
+          <w:lang w:val="en-US"/>
         </w:rPr>
       </w:pPr>
       <w:r>
@@ -4653,27 +4680,27 @@
         </w:rPr>
         <w:t xml:space="preserve"> </w:t>
       </w:r>
-    </w:p>
-    <w:p>
-      <w:pPr>
-        <w:spacing w:after="0"/>
-        <w:ind w:right="-1080"/>
+      <w:r>
         <w:rPr>
           <w:rFonts w:ascii="Arial" w:hAnsi="Arial" w:cs="Arial"/>
           <w:b/>
           <w:sz w:val="20"/>
           <w:szCs w:val="20"/>
         </w:rPr>
-      </w:pPr>
-      <w:r>
+        <w:t xml:space="preserve">   </w:t>
+      </w:r>
+    </w:p>
+    <w:p>
+      <w:pPr>
+        <w:spacing w:after="0"/>
+        <w:ind w:right="-1080" w:hanging="810"/>
         <w:rPr>
           <w:rFonts w:ascii="Arial" w:hAnsi="Arial" w:cs="Arial"/>
           <w:b/>
           <w:sz w:val="20"/>
           <w:szCs w:val="20"/>
         </w:rPr>
-        <w:t xml:space="preserve">   </w:t>
-      </w:r>
+      </w:pPr>
     </w:p>
     <w:p>
       <w:pPr>

--- a/templates/FSED-Fire-Safety.docx
+++ b/templates/FSED-Fire-Safety.docx
@@ -71,7 +71,7 @@
           </mc:Choice>
           <mc:Fallback>
             <w:pict>
-              <v:rect id="Rectangle 25" o:spid="_x0000_s1026" o:spt="1" style="position:absolute;left:0pt;margin-left:-31.5pt;margin-top:4.25pt;height:876.3pt;width:531.75pt;z-index:251661312;mso-width-relative:page;mso-height-relative:page;" filled="f" stroked="t" coordsize="21600,21600" o:gfxdata="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">
+              <v:rect id="Rectangle 25" o:spid="_x0000_s1026" o:spt="1" style="position:absolute;left:0pt;margin-left:-31.5pt;margin-top:4.25pt;height:876.3pt;width:531.75pt;z-index:251661312;mso-width-relative:page;mso-height-relative:page;" filled="f" stroked="t" coordsize="21600,21600" o:gfxdata="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">
                 <v:fill on="f" focussize="0,0"/>
                 <v:stroke weight="4.5pt" color="#000000" linestyle="thickThin" miterlimit="8" joinstyle="miter"/>
                 <v:imagedata o:title=""/>
@@ -240,7 +240,7 @@
           </mc:Choice>
           <mc:Fallback>
             <w:pict>
-              <v:group id="_x0000_s1026" o:spid="_x0000_s1026" o:spt="203" style="height:74.4pt;width:231.7pt;" coordsize="2942655,944880" o:gfxdata="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">
+              <v:group id="_x0000_s1026" o:spid="_x0000_s1026" o:spt="203" style="height:74.4pt;width:231.7pt;" coordsize="2942655,944880" o:gfxdata="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">
                 <o:lock v:ext="edit" aspectratio="f"/>
                 <v:group id="Group 20" o:spid="_x0000_s1026" o:spt="203" style="position:absolute;left:0;top:0;height:943893;width:2942655;" coordorigin="3392,-404" coordsize="5062,1806" o:gfxdata="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">
                   <o:lock v:ext="edit" aspectratio="f"/>
@@ -310,8 +310,6 @@
         </w:rPr>
         <w:t>Republic of the Philippines</w:t>
       </w:r>
-      <w:bookmarkStart w:id="0" w:name="_GoBack"/>
-      <w:bookmarkEnd w:id="0"/>
     </w:p>
     <w:p>
       <w:pPr>
@@ -578,13 +576,143 @@
       <w:pPr>
         <w:spacing w:after="0"/>
         <w:rPr>
-          <w:rFonts w:hint="default" w:ascii="Arial Narrow" w:hAnsi="Arial Narrow" w:cs="Arial Narrow"/>
-          <w:b/>
-          <w:sz w:val="28"/>
-          <w:szCs w:val="28"/>
-          <w:u w:val="single"/>
-        </w:rPr>
-      </w:pPr>
+          <w:rFonts w:ascii="Arial Narrow" w:hAnsi="Arial Narrow" w:cs="Arial"/>
+        </w:rPr>
+      </w:pPr>
+      <w:r>
+        <w:rPr>
+          <w:rFonts w:ascii="Arial" w:hAnsi="Arial" w:cs="Arial"/>
+          <w:lang w:val="en-US" w:eastAsia="en-US"/>
+        </w:rPr>
+        <mc:AlternateContent>
+          <mc:Choice Requires="wps">
+            <w:drawing>
+              <wp:anchor distT="0" distB="0" distL="114300" distR="114300" simplePos="0" relativeHeight="251679744" behindDoc="0" locked="0" layoutInCell="1" allowOverlap="1">
+                <wp:simplePos x="0" y="0"/>
+                <wp:positionH relativeFrom="column">
+                  <wp:posOffset>4030345</wp:posOffset>
+                </wp:positionH>
+                <wp:positionV relativeFrom="paragraph">
+                  <wp:posOffset>214630</wp:posOffset>
+                </wp:positionV>
+                <wp:extent cx="1668780" cy="10160"/>
+                <wp:effectExtent l="0" t="4445" r="7620" b="13970"/>
+                <wp:wrapNone/>
+                <wp:docPr id="2" name="Straight Connector 2"/>
+                <wp:cNvGraphicFramePr/>
+                <a:graphic xmlns:a="http://schemas.openxmlformats.org/drawingml/2006/main">
+                  <a:graphicData uri="http://schemas.microsoft.com/office/word/2010/wordprocessingShape">
+                    <wps:wsp>
+                      <wps:cNvCnPr/>
+                      <wps:spPr>
+                        <a:xfrm>
+                          <a:off x="0" y="0"/>
+                          <a:ext cx="1668780" cy="10160"/>
+                        </a:xfrm>
+                        <a:prstGeom prst="line">
+                          <a:avLst/>
+                        </a:prstGeom>
+                      </wps:spPr>
+                      <wps:style>
+                        <a:lnRef idx="1">
+                          <a:schemeClr val="dk1"/>
+                        </a:lnRef>
+                        <a:fillRef idx="0">
+                          <a:schemeClr val="dk1"/>
+                        </a:fillRef>
+                        <a:effectRef idx="0">
+                          <a:schemeClr val="dk1"/>
+                        </a:effectRef>
+                        <a:fontRef idx="minor">
+                          <a:schemeClr val="tx1"/>
+                        </a:fontRef>
+                      </wps:style>
+                      <wps:bodyPr/>
+                    </wps:wsp>
+                  </a:graphicData>
+                </a:graphic>
+              </wp:anchor>
+            </w:drawing>
+          </mc:Choice>
+          <mc:Fallback>
+            <w:pict>
+              <v:line id="_x0000_s1026" o:spid="_x0000_s1026" o:spt="20" style="position:absolute;left:0pt;margin-left:317.35pt;margin-top:16.9pt;height:0.8pt;width:131.4pt;z-index:251679744;mso-width-relative:page;mso-height-relative:page;" filled="f" stroked="t" coordsize="21600,21600" o:gfxdata="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">
+                <v:fill on="f" focussize="0,0"/>
+                <v:stroke color="#000000 [3200]" joinstyle="round"/>
+                <v:imagedata o:title=""/>
+                <o:lock v:ext="edit" aspectratio="f"/>
+              </v:line>
+            </w:pict>
+          </mc:Fallback>
+        </mc:AlternateContent>
+      </w:r>
+      <w:r>
+        <w:rPr>
+          <w:rFonts w:ascii="Arial" w:hAnsi="Arial" w:cs="Arial"/>
+          <w:lang w:val="en-US" w:eastAsia="en-US"/>
+        </w:rPr>
+        <mc:AlternateContent>
+          <mc:Choice Requires="wps">
+            <w:drawing>
+              <wp:anchor distT="0" distB="0" distL="114300" distR="114300" simplePos="0" relativeHeight="251678720" behindDoc="0" locked="0" layoutInCell="1" allowOverlap="1">
+                <wp:simplePos x="0" y="0"/>
+                <wp:positionH relativeFrom="column">
+                  <wp:posOffset>1136650</wp:posOffset>
+                </wp:positionH>
+                <wp:positionV relativeFrom="paragraph">
+                  <wp:posOffset>184785</wp:posOffset>
+                </wp:positionV>
+                <wp:extent cx="1668780" cy="10160"/>
+                <wp:effectExtent l="0" t="4445" r="7620" b="13970"/>
+                <wp:wrapNone/>
+                <wp:docPr id="49" name="Straight Connector 49"/>
+                <wp:cNvGraphicFramePr/>
+                <a:graphic xmlns:a="http://schemas.openxmlformats.org/drawingml/2006/main">
+                  <a:graphicData uri="http://schemas.microsoft.com/office/word/2010/wordprocessingShape">
+                    <wps:wsp>
+                      <wps:cNvCnPr/>
+                      <wps:spPr>
+                        <a:xfrm>
+                          <a:off x="0" y="0"/>
+                          <a:ext cx="1668780" cy="10160"/>
+                        </a:xfrm>
+                        <a:prstGeom prst="line">
+                          <a:avLst/>
+                        </a:prstGeom>
+                      </wps:spPr>
+                      <wps:style>
+                        <a:lnRef idx="1">
+                          <a:schemeClr val="dk1"/>
+                        </a:lnRef>
+                        <a:fillRef idx="0">
+                          <a:schemeClr val="dk1"/>
+                        </a:fillRef>
+                        <a:effectRef idx="0">
+                          <a:schemeClr val="dk1"/>
+                        </a:effectRef>
+                        <a:fontRef idx="minor">
+                          <a:schemeClr val="tx1"/>
+                        </a:fontRef>
+                      </wps:style>
+                      <wps:bodyPr/>
+                    </wps:wsp>
+                  </a:graphicData>
+                </a:graphic>
+              </wp:anchor>
+            </w:drawing>
+          </mc:Choice>
+          <mc:Fallback>
+            <w:pict>
+              <v:line id="_x0000_s1026" o:spid="_x0000_s1026" o:spt="20" style="position:absolute;left:0pt;margin-left:89.5pt;margin-top:14.55pt;height:0.8pt;width:131.4pt;z-index:251678720;mso-width-relative:page;mso-height-relative:page;" filled="f" stroked="t" coordsize="21600,21600" o:gfxdata="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">
+                <v:fill on="f" focussize="0,0"/>
+                <v:stroke color="#000000 [3200]" joinstyle="round"/>
+                <v:imagedata o:title=""/>
+                <o:lock v:ext="edit" aspectratio="f"/>
+              </v:line>
+            </w:pict>
+          </mc:Fallback>
+        </mc:AlternateContent>
+      </w:r>
       <w:r>
         <w:rPr>
           <w:rFonts w:hint="default" w:ascii="Arial Narrow" w:hAnsi="Arial Narrow" w:eastAsia="SimSun" w:cs="Arial Narrow"/>
@@ -610,7 +738,7 @@
           <w:bCs/>
           <w:sz w:val="28"/>
           <w:szCs w:val="28"/>
-          <w:u w:val="single"/>
+          <w:u w:val="none"/>
         </w:rPr>
         <w:t>R10-COFD</w:t>
       </w:r>
@@ -621,118 +749,107 @@
           <w:bCs/>
           <w:sz w:val="28"/>
           <w:szCs w:val="28"/>
-          <w:u w:val="single"/>
+          <w:u w:val="none"/>
           <w:lang w:val="en-US"/>
         </w:rPr>
         <w:t xml:space="preserve">- </w:t>
       </w:r>
       <w:r>
         <w:rPr>
-          <w:rFonts w:hint="default" w:ascii="Arial Narrow" w:hAnsi="Arial Narrow" w:cs="Arial Narrow"/>
-          <w:b/>
-          <w:sz w:val="28"/>
-          <w:szCs w:val="28"/>
+          <w:rFonts w:ascii="Arial Narrow" w:hAnsi="Arial Narrow" w:cs="Arial"/>
+          <w:b/>
+          <w:u w:val="none"/>
+        </w:rPr>
+        <w:t xml:space="preserve"> </w:t>
+      </w:r>
+      <w:r>
+        <w:rPr>
+          <w:rFonts w:ascii="Arial Narrow" w:hAnsi="Arial Narrow" w:cs="Arial"/>
+          <w:b/>
+        </w:rPr>
+        <w:t xml:space="preserve">               </w:t>
+      </w:r>
+    </w:p>
+    <w:p>
+      <w:pPr>
+        <w:spacing w:after="0"/>
+        <w:ind w:left="3600" w:hanging="3600"/>
+        <w:jc w:val="center"/>
+        <w:rPr>
+          <w:rFonts w:ascii="Arial" w:hAnsi="Arial" w:cs="Arial"/>
+          <w:b/>
+          <w:color w:val="17375E" w:themeColor="text2" w:themeShade="BF"/>
+          <w:sz w:val="32"/>
+          <w:szCs w:val="32"/>
+        </w:rPr>
+      </w:pPr>
+      <w:r>
+        <w:rPr>
+          <w:rFonts w:ascii="Arial Narrow" w:hAnsi="Arial Narrow" w:cs="Arial"/>
+          <w:b/>
+        </w:rPr>
+        <w:t xml:space="preserve">      </w:t>
+      </w:r>
+      <w:r>
+        <w:rPr>
+          <w:rFonts w:ascii="Arial Narrow" w:hAnsi="Arial Narrow" w:cs="Arial"/>
+          <w:b/>
+          <w:sz w:val="24"/>
+          <w:szCs w:val="24"/>
+        </w:rPr>
+        <w:t xml:space="preserve"> </w:t>
+      </w:r>
+      <w:r>
+        <w:rPr>
+          <w:rFonts w:hint="default" w:ascii="Arial Narrow" w:hAnsi="Arial Narrow" w:cs="Arial"/>
+          <w:b/>
+          <w:sz w:val="24"/>
+          <w:szCs w:val="24"/>
+          <w:lang w:val="en-US"/>
         </w:rPr>
         <w:tab/>
-      </w:r>
-      <w:r>
-        <w:rPr>
-          <w:rFonts w:hint="default" w:ascii="Arial Narrow" w:hAnsi="Arial Narrow" w:cs="Arial Narrow"/>
-          <w:b/>
-          <w:sz w:val="28"/>
-          <w:szCs w:val="28"/>
+        <w:t/>
+      </w:r>
+      <w:r>
+        <w:rPr>
+          <w:rFonts w:hint="default" w:ascii="Arial Narrow" w:hAnsi="Arial Narrow" w:cs="Arial"/>
+          <w:b/>
+          <w:sz w:val="24"/>
+          <w:szCs w:val="24"/>
+          <w:lang w:val="en-US"/>
         </w:rPr>
         <w:tab/>
-      </w:r>
-      <w:r>
-        <w:rPr>
-          <w:rFonts w:hint="default" w:ascii="Arial Narrow" w:hAnsi="Arial Narrow" w:cs="Arial Narrow"/>
-          <w:b/>
-          <w:sz w:val="28"/>
-          <w:szCs w:val="28"/>
+        <w:t/>
+      </w:r>
+      <w:r>
+        <w:rPr>
+          <w:rFonts w:hint="default" w:ascii="Arial Narrow" w:hAnsi="Arial Narrow" w:cs="Arial"/>
+          <w:b/>
+          <w:sz w:val="24"/>
+          <w:szCs w:val="24"/>
           <w:lang w:val="en-US"/>
         </w:rPr>
-        <w:t xml:space="preserve"> </w:t>
-      </w:r>
-      <w:r>
-        <w:rPr>
-          <w:rFonts w:hint="default" w:ascii="Arial Narrow" w:hAnsi="Arial Narrow" w:cs="Arial Narrow"/>
-          <w:b/>
-          <w:sz w:val="28"/>
-          <w:szCs w:val="28"/>
+        <w:tab/>
+        <w:t/>
+      </w:r>
+      <w:r>
+        <w:rPr>
+          <w:rFonts w:hint="default" w:ascii="Arial Narrow" w:hAnsi="Arial Narrow" w:cs="Arial"/>
+          <w:b/>
+          <w:sz w:val="24"/>
+          <w:szCs w:val="24"/>
           <w:lang w:val="en-US"/>
         </w:rPr>
         <w:tab/>
-      </w:r>
-      <w:r>
-        <w:rPr>
-          <w:rFonts w:hint="default" w:ascii="Arial Narrow" w:hAnsi="Arial Narrow" w:cs="Arial Narrow"/>
-          <w:b/>
-          <w:sz w:val="28"/>
-          <w:szCs w:val="28"/>
-          <w:lang w:val="en-US"/>
-        </w:rPr>
-        <w:tab/>
-      </w:r>
-      <w:r>
-        <w:rPr>
-          <w:rFonts w:hint="default" w:ascii="Arial Narrow" w:hAnsi="Arial Narrow" w:cs="Arial Narrow"/>
-          <w:b/>
-          <w:sz w:val="28"/>
-          <w:szCs w:val="28"/>
-          <w:lang w:val="en-US"/>
-        </w:rPr>
-        <w:t xml:space="preserve">     </w:t>
-      </w:r>
-      <w:r>
-        <w:rPr>
-          <w:rFonts w:hint="default" w:ascii="Arial Narrow" w:hAnsi="Arial Narrow" w:cs="Arial Narrow"/>
-          <w:b/>
-          <w:sz w:val="28"/>
-          <w:szCs w:val="28"/>
-          <w:u w:val="single"/>
-        </w:rPr>
-        <w:t>_______________________</w:t>
-      </w:r>
-    </w:p>
-    <w:p>
-      <w:pPr>
-        <w:spacing w:after="0"/>
-        <w:ind w:left="6480" w:leftChars="0" w:firstLine="720" w:firstLineChars="0"/>
-        <w:rPr>
-          <w:rFonts w:ascii="Arial Narrow" w:hAnsi="Arial Narrow" w:cs="Arial"/>
-        </w:rPr>
-      </w:pPr>
-      <w:r>
-        <w:rPr>
-          <w:rFonts w:hint="default" w:ascii="Arial Narrow" w:hAnsi="Arial Narrow" w:cs="Arial Narrow"/>
-          <w:sz w:val="28"/>
-          <w:szCs w:val="28"/>
-        </w:rPr>
-        <w:t>Date</w:t>
-      </w:r>
-      <w:r>
-        <w:rPr>
-          <w:rFonts w:ascii="Arial Narrow" w:hAnsi="Arial Narrow" w:cs="Arial"/>
-          <w:b/>
-          <w:sz w:val="28"/>
-          <w:szCs w:val="28"/>
-        </w:rPr>
-        <w:tab/>
-      </w:r>
-      <w:r>
-        <w:rPr>
-          <w:rFonts w:ascii="Arial Narrow" w:hAnsi="Arial Narrow" w:cs="Arial"/>
-          <w:b/>
-        </w:rPr>
-        <w:tab/>
-      </w:r>
-      <w:r>
-        <w:rPr>
-          <w:rFonts w:ascii="Arial Narrow" w:hAnsi="Arial Narrow" w:cs="Arial"/>
-          <w:b/>
-        </w:rPr>
-        <w:t xml:space="preserve">                          </w:t>
+        <w:t xml:space="preserve">  </w:t>
+      </w:r>
+      <w:r>
+        <w:rPr>
+          <w:rFonts w:ascii="Arial Narrow" w:hAnsi="Arial Narrow" w:cs="Arial"/>
+          <w:sz w:val="24"/>
+          <w:szCs w:val="24"/>
+        </w:rPr>
+        <w:t>DATE</w:t>
       </w:r>
     </w:p>
     <w:p>
@@ -1996,6 +2113,12 @@
             <w:insideH w:val="none" w:color="auto" w:sz="0" w:space="0"/>
             <w:insideV w:val="none" w:color="auto" w:sz="0" w:space="0"/>
           </w:tblBorders>
+          <w:tblCellMar>
+            <w:top w:w="0" w:type="dxa"/>
+            <w:left w:w="108" w:type="dxa"/>
+            <w:bottom w:w="0" w:type="dxa"/>
+            <w:right w:w="108" w:type="dxa"/>
+          </w:tblCellMar>
         </w:tblPrEx>
         <w:trPr>
           <w:trHeight w:val="298" w:hRule="atLeast"/>
@@ -3310,6 +3433,30 @@
         </w:rPr>
         <w:tab/>
       </w:r>
+      <w:bookmarkStart w:id="0" w:name="_GoBack"/>
+      <w:r>
+        <w:rPr>
+          <w:rFonts w:hint="default" w:ascii="Arial" w:hAnsi="Arial" w:eastAsia="Helvetica" w:cs="Arial"/>
+          <w:b/>
+          <w:bCs/>
+          <w:i w:val="0"/>
+          <w:iCs w:val="0"/>
+          <w:caps w:val="0"/>
+          <w:color w:val="000000" w:themeColor="text1"/>
+          <w:spacing w:val="0"/>
+          <w:sz w:val="22"/>
+          <w:szCs w:val="22"/>
+          <w:u w:val="single"/>
+          <w:shd w:val="clear" w:fill="FFFFFF"/>
+          <w14:textFill>
+            <w14:solidFill>
+              <w14:schemeClr w14:val="tx1"/>
+            </w14:solidFill>
+          </w14:textFill>
+        </w:rPr>
+        <w:t>₱</w:t>
+      </w:r>
+      <w:bookmarkEnd w:id="0"/>
       <w:r>
         <w:rPr>
           <w:rFonts w:hint="default" w:ascii="Arial" w:hAnsi="Arial" w:cs="Arial"/>
@@ -3580,7 +3727,7 @@
           <w:szCs w:val="20"/>
           <w:lang w:val="en-US"/>
         </w:rPr>
-        <w:t xml:space="preserve">            {</w:t>
+        <w:t xml:space="preserve">     {</w:t>
       </w:r>
       <w:r>
         <w:rPr>
@@ -4248,7 +4395,7 @@
           </mc:Choice>
           <mc:Fallback>
             <w:pict>
-              <v:shape id="Text Box 2" o:spid="_x0000_s1026" o:spt="202" type="#_x0000_t202" style="position:absolute;left:0pt;margin-left:-25.2pt;margin-top:12.75pt;height:60pt;width:520.2pt;z-index:251665408;mso-width-relative:page;mso-height-relative:page;" fillcolor="#FFFFFF" filled="t" stroked="t" coordsize="21600,21600" o:gfxdata="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">
+              <v:shape id="Text Box 2" o:spid="_x0000_s1026" o:spt="202" type="#_x0000_t202" style="position:absolute;left:0pt;margin-left:-25.2pt;margin-top:12.75pt;height:60pt;width:520.2pt;z-index:251665408;mso-width-relative:page;mso-height-relative:page;" fillcolor="#FFFFFF" filled="t" stroked="t" coordsize="21600,21600" o:gfxdata="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">
                 <v:fill on="t" focussize="0,0"/>
                 <v:stroke color="#000000" miterlimit="8" joinstyle="miter"/>
                 <v:imagedata o:title=""/>

--- a/templates/FSED-Fire-Safety.docx
+++ b/templates/FSED-Fire-Safety.docx
@@ -240,7 +240,7 @@
           </mc:Choice>
           <mc:Fallback>
             <w:pict>
-              <v:group id="_x0000_s1026" o:spid="_x0000_s1026" o:spt="203" style="height:74.4pt;width:231.7pt;" coordsize="2942655,944880" o:gfxdata="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">
+              <v:group id="_x0000_s1026" o:spid="_x0000_s1026" o:spt="203" style="height:74.4pt;width:231.7pt;" coordsize="2942655,944880" o:gfxdata="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">
                 <o:lock v:ext="edit" aspectratio="f"/>
                 <v:group id="Group 20" o:spid="_x0000_s1026" o:spt="203" style="position:absolute;left:0;top:0;height:943893;width:2942655;" coordorigin="3392,-404" coordsize="5062,1806" o:gfxdata="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">
                   <o:lock v:ext="edit" aspectratio="f"/>
@@ -808,7 +808,6 @@
           <w:lang w:val="en-US"/>
         </w:rPr>
         <w:tab/>
-        <w:t/>
       </w:r>
       <w:r>
         <w:rPr>
@@ -819,7 +818,6 @@
           <w:lang w:val="en-US"/>
         </w:rPr>
         <w:tab/>
-        <w:t/>
       </w:r>
       <w:r>
         <w:rPr>
@@ -830,7 +828,6 @@
           <w:lang w:val="en-US"/>
         </w:rPr>
         <w:tab/>
-        <w:t/>
       </w:r>
       <w:r>
         <w:rPr>
@@ -841,6 +838,15 @@
           <w:lang w:val="en-US"/>
         </w:rPr>
         <w:tab/>
+      </w:r>
+      <w:r>
+        <w:rPr>
+          <w:rFonts w:hint="default" w:ascii="Arial Narrow" w:hAnsi="Arial Narrow" w:cs="Arial"/>
+          <w:b/>
+          <w:sz w:val="24"/>
+          <w:szCs w:val="24"/>
+          <w:lang w:val="en-US"/>
+        </w:rPr>
         <w:t xml:space="preserve">  </w:t>
       </w:r>
       <w:r>
@@ -3433,7 +3439,6 @@
         </w:rPr>
         <w:tab/>
       </w:r>
-      <w:bookmarkStart w:id="0" w:name="_GoBack"/>
       <w:r>
         <w:rPr>
           <w:rFonts w:hint="default" w:ascii="Arial" w:hAnsi="Arial" w:eastAsia="Helvetica" w:cs="Arial"/>
@@ -3456,7 +3461,6 @@
         </w:rPr>
         <w:t>₱</w:t>
       </w:r>
-      <w:bookmarkEnd w:id="0"/>
       <w:r>
         <w:rPr>
           <w:rFonts w:hint="default" w:ascii="Arial" w:hAnsi="Arial" w:cs="Arial"/>
@@ -3582,13 +3586,6 @@
       </w:r>
       <w:r>
         <w:rPr>
-          <w:rFonts w:ascii="Arial" w:hAnsi="Arial" w:cs="Arial"/>
-          <w:u w:val="single"/>
-        </w:rPr>
-        <w:tab/>
-      </w:r>
-      <w:r>
-        <w:rPr>
           <w:rFonts w:hint="default" w:ascii="Arial" w:hAnsi="Arial" w:cs="Arial"/>
           <w:u w:val="single"/>
           <w:lang w:val="en-US"/>
@@ -3631,7 +3628,7 @@
           <w:rFonts w:hint="default" w:ascii="Arial Narrow" w:hAnsi="Arial Narrow" w:cs="Arial"/>
           <w:lang w:val="en-US"/>
         </w:rPr>
-        <w:t xml:space="preserve">                </w:t>
+        <w:t xml:space="preserve">                    </w:t>
       </w:r>
       <w:r>
         <w:rPr>
@@ -3937,7 +3934,7 @@
           <w:szCs w:val="20"/>
           <w:lang w:val="en-US"/>
         </w:rPr>
-        <w:t xml:space="preserve">  {MARSHAL}</w:t>
+        <w:t xml:space="preserve">      {MARSHAL}</w:t>
       </w:r>
     </w:p>
     <w:p>
@@ -4055,6 +4052,8 @@
           <w:szCs w:val="15"/>
         </w:rPr>
       </w:pPr>
+      <w:bookmarkStart w:id="0" w:name="_GoBack"/>
+      <w:bookmarkEnd w:id="0"/>
     </w:p>
     <w:p>
       <w:pPr>
